--- a/LAB_5_6/Lab5_6_GabrielaBitca_FAF-242.docx
+++ b/LAB_5_6/Lab5_6_GabrielaBitca_FAF-242.docx
@@ -5400,6 +5400,30 @@
           <w:sz w:val="19"/>
           <w:szCs w:val="19"/>
         </w:rPr>
+        <w:t xml:space="preserve">-rw------- 1 gabi gabi 7 Oct 12 23:52 s.txt</w:t>
+      </w:r>
+    </w:p>
+    <w:p>
+      <w:pPr>
+        <w:keepNext/>
+        <w:keepLines/>
+        <w:pBdr>
+          <w:top w:val="single" w:sz="4" w:space="4" w:color="A6A6A6"/>
+          <w:left w:val="single" w:sz="4" w:space="4" w:color="A6A6A6"/>
+          <w:bottom w:val="single" w:sz="4" w:space="4" w:color="A6A6A6"/>
+          <w:right w:val="single" w:sz="4" w:space="4" w:color="A6A6A6"/>
+        </w:pBdr>
+        <w:shd w:val="clear" w:color="auto" w:fill="F2F2F2"/>
+        <w:spacing w:before="0" w:after="0" w:line="240" w:lineRule="auto"/>
+        <w:ind w:left="113" w:right="113"/>
+        <w:jc w:val="left"/>
+      </w:pPr>
+      <w:r>
+        <w:rPr>
+          <w:rFonts w:ascii="Courier New" w:hAnsi="Courier New" w:cs="Courier New"/>
+          <w:sz w:val="19"/>
+          <w:szCs w:val="19"/>
+        </w:rPr>
         <w:t xml:space="preserve">$ chmod 000 s.txt ; cat s.txt</w:t>
       </w:r>
     </w:p>
@@ -5424,11 +5448,131 @@
           <w:sz w:val="19"/>
           <w:szCs w:val="19"/>
         </w:rPr>
+        <w:t xml:space="preserve">cat: s.txt: Permission denied</w:t>
+      </w:r>
+    </w:p>
+    <w:p>
+      <w:pPr>
+        <w:keepNext/>
+        <w:keepLines/>
+        <w:pBdr>
+          <w:top w:val="single" w:sz="4" w:space="4" w:color="A6A6A6"/>
+          <w:left w:val="single" w:sz="4" w:space="4" w:color="A6A6A6"/>
+          <w:bottom w:val="single" w:sz="4" w:space="4" w:color="A6A6A6"/>
+          <w:right w:val="single" w:sz="4" w:space="4" w:color="A6A6A6"/>
+        </w:pBdr>
+        <w:shd w:val="clear" w:color="auto" w:fill="F2F2F2"/>
+        <w:spacing w:before="0" w:after="0" w:line="240" w:lineRule="auto"/>
+        <w:ind w:left="113" w:right="113"/>
+        <w:jc w:val="left"/>
+      </w:pPr>
+      <w:r>
+        <w:rPr>
+          <w:rFonts w:ascii="Courier New" w:hAnsi="Courier New" w:cs="Courier New"/>
+          <w:sz w:val="19"/>
+          <w:szCs w:val="19"/>
+        </w:rPr>
         <w:t xml:space="preserve">$ chmod u+r s.txt ; cat s.txt</w:t>
       </w:r>
     </w:p>
     <w:p>
       <w:pPr>
+        <w:keepNext/>
+        <w:keepLines/>
+        <w:pBdr>
+          <w:top w:val="single" w:sz="4" w:space="4" w:color="A6A6A6"/>
+          <w:left w:val="single" w:sz="4" w:space="4" w:color="A6A6A6"/>
+          <w:bottom w:val="single" w:sz="4" w:space="4" w:color="A6A6A6"/>
+          <w:right w:val="single" w:sz="4" w:space="4" w:color="A6A6A6"/>
+        </w:pBdr>
+        <w:shd w:val="clear" w:color="auto" w:fill="F2F2F2"/>
+        <w:spacing w:before="0" w:after="0" w:line="240" w:lineRule="auto"/>
+        <w:ind w:left="113" w:right="113"/>
+        <w:jc w:val="left"/>
+      </w:pPr>
+      <w:r>
+        <w:rPr>
+          <w:rFonts w:ascii="Courier New" w:hAnsi="Courier New" w:cs="Courier New"/>
+          <w:sz w:val="19"/>
+          <w:szCs w:val="19"/>
+        </w:rPr>
+        <w:t xml:space="preserve">secret</w:t>
+      </w:r>
+    </w:p>
+    <w:p>
+      <w:pPr>
+        <w:keepNext/>
+        <w:keepLines/>
+        <w:pBdr>
+          <w:top w:val="single" w:sz="4" w:space="4" w:color="A6A6A6"/>
+          <w:left w:val="single" w:sz="4" w:space="4" w:color="A6A6A6"/>
+          <w:bottom w:val="single" w:sz="4" w:space="4" w:color="A6A6A6"/>
+          <w:right w:val="single" w:sz="4" w:space="4" w:color="A6A6A6"/>
+        </w:pBdr>
+        <w:shd w:val="clear" w:color="auto" w:fill="F2F2F2"/>
+        <w:spacing w:before="0" w:after="0" w:line="240" w:lineRule="auto"/>
+        <w:ind w:left="113" w:right="113"/>
+        <w:jc w:val="left"/>
+      </w:pPr>
+      <w:r>
+        <w:rPr>
+          <w:rFonts w:ascii="Courier New" w:hAnsi="Courier New" w:cs="Courier New"/>
+          <w:sz w:val="19"/>
+          <w:szCs w:val="19"/>
+        </w:rPr>
+        <w:t xml:space="preserve">$ umask ; touch new.txt ; mkdir newdir ; ls -ld new.txt newdir</w:t>
+      </w:r>
+    </w:p>
+    <w:p>
+      <w:pPr>
+        <w:keepNext/>
+        <w:keepLines/>
+        <w:pBdr>
+          <w:top w:val="single" w:sz="4" w:space="4" w:color="A6A6A6"/>
+          <w:left w:val="single" w:sz="4" w:space="4" w:color="A6A6A6"/>
+          <w:bottom w:val="single" w:sz="4" w:space="4" w:color="A6A6A6"/>
+          <w:right w:val="single" w:sz="4" w:space="4" w:color="A6A6A6"/>
+        </w:pBdr>
+        <w:shd w:val="clear" w:color="auto" w:fill="F2F2F2"/>
+        <w:spacing w:before="0" w:after="0" w:line="240" w:lineRule="auto"/>
+        <w:ind w:left="113" w:right="113"/>
+        <w:jc w:val="left"/>
+      </w:pPr>
+      <w:r>
+        <w:rPr>
+          <w:rFonts w:ascii="Courier New" w:hAnsi="Courier New" w:cs="Courier New"/>
+          <w:sz w:val="19"/>
+          <w:szCs w:val="19"/>
+        </w:rPr>
+        <w:t xml:space="preserve">0002</w:t>
+      </w:r>
+    </w:p>
+    <w:p>
+      <w:pPr>
+        <w:keepNext/>
+        <w:keepLines/>
+        <w:pBdr>
+          <w:top w:val="single" w:sz="4" w:space="4" w:color="A6A6A6"/>
+          <w:left w:val="single" w:sz="4" w:space="4" w:color="A6A6A6"/>
+          <w:bottom w:val="single" w:sz="4" w:space="4" w:color="A6A6A6"/>
+          <w:right w:val="single" w:sz="4" w:space="4" w:color="A6A6A6"/>
+        </w:pBdr>
+        <w:shd w:val="clear" w:color="auto" w:fill="F2F2F2"/>
+        <w:spacing w:before="0" w:after="0" w:line="240" w:lineRule="auto"/>
+        <w:ind w:left="113" w:right="113"/>
+        <w:jc w:val="left"/>
+      </w:pPr>
+      <w:r>
+        <w:rPr>
+          <w:rFonts w:ascii="Courier New" w:hAnsi="Courier New" w:cs="Courier New"/>
+          <w:sz w:val="19"/>
+          <w:szCs w:val="19"/>
+        </w:rPr>
+        <w:t xml:space="preserve">-rw-rw-r-- 1 gabi gabi    0 Oct 12 23:53 new.txt</w:t>
+      </w:r>
+    </w:p>
+    <w:p>
+      <w:pPr>
         <w:keepLines/>
         <w:pBdr>
           <w:top w:val="single" w:sz="4" w:space="4" w:color="A6A6A6"/>
@@ -5447,7 +5591,7 @@
           <w:sz w:val="19"/>
           <w:szCs w:val="19"/>
         </w:rPr>
-        <w:t xml:space="preserve">$ umask ; touch new.txt ; mkdir newdir ; ls -ld new.txt newdir</w:t>
+        <w:t xml:space="preserve">drwxrwxr-x 2 gabi gabi 4096 Oct 12 23:53 newdir</w:t>
       </w:r>
     </w:p>
     <w:p>
@@ -5534,7 +5678,127 @@
           <w:sz w:val="19"/>
           <w:szCs w:val="19"/>
         </w:rPr>
+        <w:t xml:space="preserve">ls: cannot access 'box/f': Permission denied</w:t>
+      </w:r>
+    </w:p>
+    <w:p>
+      <w:pPr>
+        <w:keepNext/>
+        <w:keepLines/>
+        <w:pBdr>
+          <w:top w:val="single" w:sz="4" w:space="4" w:color="A6A6A6"/>
+          <w:left w:val="single" w:sz="4" w:space="4" w:color="A6A6A6"/>
+          <w:bottom w:val="single" w:sz="4" w:space="4" w:color="A6A6A6"/>
+          <w:right w:val="single" w:sz="4" w:space="4" w:color="A6A6A6"/>
+        </w:pBdr>
+        <w:shd w:val="clear" w:color="auto" w:fill="F2F2F2"/>
+        <w:spacing w:before="0" w:after="0" w:line="240" w:lineRule="auto"/>
+        <w:ind w:left="113" w:right="113"/>
+        <w:jc w:val="left"/>
+      </w:pPr>
+      <w:r>
+        <w:rPr>
+          <w:rFonts w:ascii="Courier New" w:hAnsi="Courier New" w:cs="Courier New"/>
+          <w:sz w:val="19"/>
+          <w:szCs w:val="19"/>
+        </w:rPr>
+        <w:t xml:space="preserve">f</w:t>
+      </w:r>
+    </w:p>
+    <w:p>
+      <w:pPr>
+        <w:keepNext/>
+        <w:keepLines/>
+        <w:pBdr>
+          <w:top w:val="single" w:sz="4" w:space="4" w:color="A6A6A6"/>
+          <w:left w:val="single" w:sz="4" w:space="4" w:color="A6A6A6"/>
+          <w:bottom w:val="single" w:sz="4" w:space="4" w:color="A6A6A6"/>
+          <w:right w:val="single" w:sz="4" w:space="4" w:color="A6A6A6"/>
+        </w:pBdr>
+        <w:shd w:val="clear" w:color="auto" w:fill="F2F2F2"/>
+        <w:spacing w:before="0" w:after="0" w:line="240" w:lineRule="auto"/>
+        <w:ind w:left="113" w:right="113"/>
+        <w:jc w:val="left"/>
+      </w:pPr>
+      <w:r>
+        <w:rPr>
+          <w:rFonts w:ascii="Courier New" w:hAnsi="Courier New" w:cs="Courier New"/>
+          <w:sz w:val="19"/>
+          <w:szCs w:val="19"/>
+        </w:rPr>
+        <w:t xml:space="preserve">cat: box/f: Permission denied</w:t>
+      </w:r>
+    </w:p>
+    <w:p>
+      <w:pPr>
+        <w:keepNext/>
+        <w:keepLines/>
+        <w:pBdr>
+          <w:top w:val="single" w:sz="4" w:space="4" w:color="A6A6A6"/>
+          <w:left w:val="single" w:sz="4" w:space="4" w:color="A6A6A6"/>
+          <w:bottom w:val="single" w:sz="4" w:space="4" w:color="A6A6A6"/>
+          <w:right w:val="single" w:sz="4" w:space="4" w:color="A6A6A6"/>
+        </w:pBdr>
+        <w:shd w:val="clear" w:color="auto" w:fill="F2F2F2"/>
+        <w:spacing w:before="0" w:after="0" w:line="240" w:lineRule="auto"/>
+        <w:ind w:left="113" w:right="113"/>
+        <w:jc w:val="left"/>
+      </w:pPr>
+      <w:r>
+        <w:rPr>
+          <w:rFonts w:ascii="Courier New" w:hAnsi="Courier New" w:cs="Courier New"/>
+          <w:sz w:val="19"/>
+          <w:szCs w:val="19"/>
+        </w:rPr>
         <w:t xml:space="preserve">$ chmod u=x,go= box  ; ls box ; cat box/f     # execute only</w:t>
+      </w:r>
+    </w:p>
+    <w:p>
+      <w:pPr>
+        <w:keepNext/>
+        <w:keepLines/>
+        <w:pBdr>
+          <w:top w:val="single" w:sz="4" w:space="4" w:color="A6A6A6"/>
+          <w:left w:val="single" w:sz="4" w:space="4" w:color="A6A6A6"/>
+          <w:bottom w:val="single" w:sz="4" w:space="4" w:color="A6A6A6"/>
+          <w:right w:val="single" w:sz="4" w:space="4" w:color="A6A6A6"/>
+        </w:pBdr>
+        <w:shd w:val="clear" w:color="auto" w:fill="F2F2F2"/>
+        <w:spacing w:before="0" w:after="0" w:line="240" w:lineRule="auto"/>
+        <w:ind w:left="113" w:right="113"/>
+        <w:jc w:val="left"/>
+      </w:pPr>
+      <w:r>
+        <w:rPr>
+          <w:rFonts w:ascii="Courier New" w:hAnsi="Courier New" w:cs="Courier New"/>
+          <w:sz w:val="19"/>
+          <w:szCs w:val="19"/>
+        </w:rPr>
+        <w:t xml:space="preserve">ls: cannot open directory 'box': Permission denied</w:t>
+      </w:r>
+    </w:p>
+    <w:p>
+      <w:pPr>
+        <w:keepNext/>
+        <w:keepLines/>
+        <w:pBdr>
+          <w:top w:val="single" w:sz="4" w:space="4" w:color="A6A6A6"/>
+          <w:left w:val="single" w:sz="4" w:space="4" w:color="A6A6A6"/>
+          <w:bottom w:val="single" w:sz="4" w:space="4" w:color="A6A6A6"/>
+          <w:right w:val="single" w:sz="4" w:space="4" w:color="A6A6A6"/>
+        </w:pBdr>
+        <w:shd w:val="clear" w:color="auto" w:fill="F2F2F2"/>
+        <w:spacing w:before="0" w:after="0" w:line="240" w:lineRule="auto"/>
+        <w:ind w:left="113" w:right="113"/>
+        <w:jc w:val="left"/>
+      </w:pPr>
+      <w:r>
+        <w:rPr>
+          <w:rFonts w:ascii="Courier New" w:hAnsi="Courier New" w:cs="Courier New"/>
+          <w:sz w:val="19"/>
+          <w:szCs w:val="19"/>
+        </w:rPr>
+        <w:t xml:space="preserve">hi</w:t>
       </w:r>
     </w:p>
     <w:p>
@@ -5617,11 +5881,107 @@
           <w:sz w:val="19"/>
           <w:szCs w:val="19"/>
         </w:rPr>
+        <w:t xml:space="preserve">-rwsr-xr-x  1 root root 64152 Feb  6  2026 /usr/bin/passwd</w:t>
+      </w:r>
+    </w:p>
+    <w:p>
+      <w:pPr>
+        <w:keepNext/>
+        <w:keepLines/>
+        <w:pBdr>
+          <w:top w:val="single" w:sz="4" w:space="4" w:color="A6A6A6"/>
+          <w:left w:val="single" w:sz="4" w:space="4" w:color="A6A6A6"/>
+          <w:bottom w:val="single" w:sz="4" w:space="4" w:color="A6A6A6"/>
+          <w:right w:val="single" w:sz="4" w:space="4" w:color="A6A6A6"/>
+        </w:pBdr>
+        <w:shd w:val="clear" w:color="auto" w:fill="F2F2F2"/>
+        <w:spacing w:before="0" w:after="0" w:line="240" w:lineRule="auto"/>
+        <w:ind w:left="113" w:right="113"/>
+        <w:jc w:val="left"/>
+      </w:pPr>
+      <w:r>
+        <w:rPr>
+          <w:rFonts w:ascii="Courier New" w:hAnsi="Courier New" w:cs="Courier New"/>
+          <w:sz w:val="19"/>
+          <w:szCs w:val="19"/>
+        </w:rPr>
+        <w:t xml:space="preserve">drwxrwxrwt 19 root root   480 Oct 12 23:41 /tmp</w:t>
+      </w:r>
+    </w:p>
+    <w:p>
+      <w:pPr>
+        <w:keepNext/>
+        <w:keepLines/>
+        <w:pBdr>
+          <w:top w:val="single" w:sz="4" w:space="4" w:color="A6A6A6"/>
+          <w:left w:val="single" w:sz="4" w:space="4" w:color="A6A6A6"/>
+          <w:bottom w:val="single" w:sz="4" w:space="4" w:color="A6A6A6"/>
+          <w:right w:val="single" w:sz="4" w:space="4" w:color="A6A6A6"/>
+        </w:pBdr>
+        <w:shd w:val="clear" w:color="auto" w:fill="F2F2F2"/>
+        <w:spacing w:before="0" w:after="0" w:line="240" w:lineRule="auto"/>
+        <w:ind w:left="113" w:right="113"/>
+        <w:jc w:val="left"/>
+      </w:pPr>
+      <w:r>
+        <w:rPr>
+          <w:rFonts w:ascii="Courier New" w:hAnsi="Courier New" w:cs="Courier New"/>
+          <w:sz w:val="19"/>
+          <w:szCs w:val="19"/>
+        </w:rPr>
         <w:t xml:space="preserve">$ cat /etc/shadow</w:t>
       </w:r>
     </w:p>
     <w:p>
       <w:pPr>
+        <w:keepNext/>
+        <w:keepLines/>
+        <w:pBdr>
+          <w:top w:val="single" w:sz="4" w:space="4" w:color="A6A6A6"/>
+          <w:left w:val="single" w:sz="4" w:space="4" w:color="A6A6A6"/>
+          <w:bottom w:val="single" w:sz="4" w:space="4" w:color="A6A6A6"/>
+          <w:right w:val="single" w:sz="4" w:space="4" w:color="A6A6A6"/>
+        </w:pBdr>
+        <w:shd w:val="clear" w:color="auto" w:fill="F2F2F2"/>
+        <w:spacing w:before="0" w:after="0" w:line="240" w:lineRule="auto"/>
+        <w:ind w:left="113" w:right="113"/>
+        <w:jc w:val="left"/>
+      </w:pPr>
+      <w:r>
+        <w:rPr>
+          <w:rFonts w:ascii="Courier New" w:hAnsi="Courier New" w:cs="Courier New"/>
+          <w:sz w:val="19"/>
+          <w:szCs w:val="19"/>
+        </w:rPr>
+        <w:t xml:space="preserve">cat: /etc/shadow: Permission denied</w:t>
+      </w:r>
+    </w:p>
+    <w:p>
+      <w:pPr>
+        <w:keepNext/>
+        <w:keepLines/>
+        <w:pBdr>
+          <w:top w:val="single" w:sz="4" w:space="4" w:color="A6A6A6"/>
+          <w:left w:val="single" w:sz="4" w:space="4" w:color="A6A6A6"/>
+          <w:bottom w:val="single" w:sz="4" w:space="4" w:color="A6A6A6"/>
+          <w:right w:val="single" w:sz="4" w:space="4" w:color="A6A6A6"/>
+        </w:pBdr>
+        <w:shd w:val="clear" w:color="auto" w:fill="F2F2F2"/>
+        <w:spacing w:before="0" w:after="0" w:line="240" w:lineRule="auto"/>
+        <w:ind w:left="113" w:right="113"/>
+        <w:jc w:val="left"/>
+      </w:pPr>
+      <w:r>
+        <w:rPr>
+          <w:rFonts w:ascii="Courier New" w:hAnsi="Courier New" w:cs="Courier New"/>
+          <w:sz w:val="19"/>
+          <w:szCs w:val="19"/>
+        </w:rPr>
+        <w:t xml:space="preserve">$ ls -l /etc/shadow</w:t>
+      </w:r>
+    </w:p>
+    <w:p>
+      <w:pPr>
         <w:keepLines/>
         <w:pBdr>
           <w:top w:val="single" w:sz="4" w:space="4" w:color="A6A6A6"/>
@@ -5640,7 +6000,7 @@
           <w:sz w:val="19"/>
           <w:szCs w:val="19"/>
         </w:rPr>
-        <w:t xml:space="preserve">$ ls -l /etc/shadow</w:t>
+        <w:t xml:space="preserve">-rw-r----- 1 root shadow 1528 Oct  5 18:03 /etc/shadow</w:t>
       </w:r>
     </w:p>
     <w:p>
@@ -5763,7 +6123,7 @@
         <w:t xml:space="preserve">ls box</w:t>
       </w:r>
       <w:r>
-        <w:t xml:space="preserve"> could read the list of names (it showed </w:t>
+        <w:t xml:space="preserve"> could read the list of names and printed </w:t>
       </w:r>
       <w:r>
         <w:rPr>
@@ -5774,7 +6134,51 @@
         <w:t xml:space="preserve">f</w:t>
       </w:r>
       <w:r>
-        <w:t xml:space="preserve">), but </w:t>
+        <w:t xml:space="preserve">, but it also complained that it could not access </w:t>
+      </w:r>
+      <w:r>
+        <w:rPr>
+          <w:rFonts w:ascii="Courier New" w:hAnsi="Courier New" w:cs="Courier New"/>
+          <w:sz w:val="22"/>
+          <w:szCs w:val="22"/>
+        </w:rPr>
+        <w:t xml:space="preserve">box/f</w:t>
+      </w:r>
+      <w:r>
+        <w:t xml:space="preserve">: my </w:t>
+      </w:r>
+      <w:r>
+        <w:rPr>
+          <w:rFonts w:ascii="Courier New" w:hAnsi="Courier New" w:cs="Courier New"/>
+          <w:sz w:val="22"/>
+          <w:szCs w:val="22"/>
+        </w:rPr>
+        <w:t xml:space="preserve">ls</w:t>
+      </w:r>
+      <w:r>
+        <w:t xml:space="preserve"> is an alias for </w:t>
+      </w:r>
+      <w:r>
+        <w:rPr>
+          <w:rFonts w:ascii="Courier New" w:hAnsi="Courier New" w:cs="Courier New"/>
+          <w:sz w:val="22"/>
+          <w:szCs w:val="22"/>
+        </w:rPr>
+        <w:t xml:space="preserve">ls --color=auto</w:t>
+      </w:r>
+      <w:r>
+        <w:t xml:space="preserve">, which tries to read each file's details to choose its colour, and that already needs </w:t>
+      </w:r>
+      <w:r>
+        <w:rPr>
+          <w:rFonts w:ascii="Courier New" w:hAnsi="Courier New" w:cs="Courier New"/>
+          <w:sz w:val="22"/>
+          <w:szCs w:val="22"/>
+        </w:rPr>
+        <w:t xml:space="preserve">x</w:t>
+      </w:r>
+      <w:r>
+        <w:t xml:space="preserve">. </w:t>
       </w:r>
       <w:r>
         <w:rPr>
@@ -5785,7 +6189,7 @@
         <w:t xml:space="preserve">cat box/f</w:t>
       </w:r>
       <w:r>
-        <w:t xml:space="preserve"> was refused. With only </w:t>
+        <w:t xml:space="preserve"> was refused for the same reason. With only </w:t>
       </w:r>
       <w:r>
         <w:rPr>
@@ -5867,7 +6271,40 @@
         <w:t xml:space="preserve">shadow</w:t>
       </w:r>
       <w:r>
-        <w:t xml:space="preserve"> group.</w:t>
+        <w:t xml:space="preserve"> group: its permissions are </w:t>
+      </w:r>
+      <w:r>
+        <w:rPr>
+          <w:rFonts w:ascii="Courier New" w:hAnsi="Courier New" w:cs="Courier New"/>
+          <w:sz w:val="22"/>
+          <w:szCs w:val="22"/>
+        </w:rPr>
+        <w:t xml:space="preserve">rw-r-----</w:t>
+      </w:r>
+      <w:r>
+        <w:t xml:space="preserve">, owner </w:t>
+      </w:r>
+      <w:r>
+        <w:rPr>
+          <w:rFonts w:ascii="Courier New" w:hAnsi="Courier New" w:cs="Courier New"/>
+          <w:sz w:val="22"/>
+          <w:szCs w:val="22"/>
+        </w:rPr>
+        <w:t xml:space="preserve">root</w:t>
+      </w:r>
+      <w:r>
+        <w:t xml:space="preserve">, group </w:t>
+      </w:r>
+      <w:r>
+        <w:rPr>
+          <w:rFonts w:ascii="Courier New" w:hAnsi="Courier New" w:cs="Courier New"/>
+          <w:sz w:val="22"/>
+          <w:szCs w:val="22"/>
+        </w:rPr>
+        <w:t xml:space="preserve">shadow</w:t>
+      </w:r>
+      <w:r>
+        <w:t xml:space="preserve">, and I am in neither.</w:t>
       </w:r>
     </w:p>
     <w:p>
@@ -6980,7 +7417,199 @@
           <w:sz w:val="19"/>
           <w:szCs w:val="19"/>
         </w:rPr>
-        <w:t xml:space="preserve">$ lsblk</w:t>
+        <w:t xml:space="preserve">$ lsblk | grep -v loop</w:t>
+      </w:r>
+    </w:p>
+    <w:p>
+      <w:pPr>
+        <w:keepNext/>
+        <w:keepLines/>
+        <w:pBdr>
+          <w:top w:val="single" w:sz="4" w:space="4" w:color="A6A6A6"/>
+          <w:left w:val="single" w:sz="4" w:space="4" w:color="A6A6A6"/>
+          <w:bottom w:val="single" w:sz="4" w:space="4" w:color="A6A6A6"/>
+          <w:right w:val="single" w:sz="4" w:space="4" w:color="A6A6A6"/>
+        </w:pBdr>
+        <w:shd w:val="clear" w:color="auto" w:fill="F2F2F2"/>
+        <w:spacing w:before="0" w:after="0" w:line="240" w:lineRule="auto"/>
+        <w:ind w:left="113" w:right="113"/>
+        <w:jc w:val="left"/>
+      </w:pPr>
+      <w:r>
+        <w:rPr>
+          <w:rFonts w:ascii="Courier New" w:hAnsi="Courier New" w:cs="Courier New"/>
+          <w:sz w:val="19"/>
+          <w:szCs w:val="19"/>
+        </w:rPr>
+        <w:t xml:space="preserve">NAME                        MAJ:MIN RM  SIZE RO TYPE  MOUNTPOINTS</w:t>
+      </w:r>
+    </w:p>
+    <w:p>
+      <w:pPr>
+        <w:keepNext/>
+        <w:keepLines/>
+        <w:pBdr>
+          <w:top w:val="single" w:sz="4" w:space="4" w:color="A6A6A6"/>
+          <w:left w:val="single" w:sz="4" w:space="4" w:color="A6A6A6"/>
+          <w:bottom w:val="single" w:sz="4" w:space="4" w:color="A6A6A6"/>
+          <w:right w:val="single" w:sz="4" w:space="4" w:color="A6A6A6"/>
+        </w:pBdr>
+        <w:shd w:val="clear" w:color="auto" w:fill="F2F2F2"/>
+        <w:spacing w:before="0" w:after="0" w:line="240" w:lineRule="auto"/>
+        <w:ind w:left="113" w:right="113"/>
+        <w:jc w:val="left"/>
+      </w:pPr>
+      <w:r>
+        <w:rPr>
+          <w:rFonts w:ascii="Courier New" w:hAnsi="Courier New" w:cs="Courier New"/>
+          <w:sz w:val="19"/>
+          <w:szCs w:val="19"/>
+        </w:rPr>
+        <w:t xml:space="preserve">sda                           8:0    0   64G  0 disk</w:t>
+      </w:r>
+    </w:p>
+    <w:p>
+      <w:pPr>
+        <w:keepNext/>
+        <w:keepLines/>
+        <w:pBdr>
+          <w:top w:val="single" w:sz="4" w:space="4" w:color="A6A6A6"/>
+          <w:left w:val="single" w:sz="4" w:space="4" w:color="A6A6A6"/>
+          <w:bottom w:val="single" w:sz="4" w:space="4" w:color="A6A6A6"/>
+          <w:right w:val="single" w:sz="4" w:space="4" w:color="A6A6A6"/>
+        </w:pBdr>
+        <w:shd w:val="clear" w:color="auto" w:fill="F2F2F2"/>
+        <w:spacing w:before="0" w:after="0" w:line="240" w:lineRule="auto"/>
+        <w:ind w:left="113" w:right="113"/>
+        <w:jc w:val="left"/>
+      </w:pPr>
+      <w:r>
+        <w:rPr>
+          <w:rFonts w:ascii="Courier New" w:hAnsi="Courier New" w:cs="Courier New"/>
+          <w:sz w:val="19"/>
+          <w:szCs w:val="19"/>
+        </w:rPr>
+        <w:t xml:space="preserve">├─sda1                        8:1    0    1G  0 part  /boot/efi</w:t>
+      </w:r>
+    </w:p>
+    <w:p>
+      <w:pPr>
+        <w:keepNext/>
+        <w:keepLines/>
+        <w:pBdr>
+          <w:top w:val="single" w:sz="4" w:space="4" w:color="A6A6A6"/>
+          <w:left w:val="single" w:sz="4" w:space="4" w:color="A6A6A6"/>
+          <w:bottom w:val="single" w:sz="4" w:space="4" w:color="A6A6A6"/>
+          <w:right w:val="single" w:sz="4" w:space="4" w:color="A6A6A6"/>
+        </w:pBdr>
+        <w:shd w:val="clear" w:color="auto" w:fill="F2F2F2"/>
+        <w:spacing w:before="0" w:after="0" w:line="240" w:lineRule="auto"/>
+        <w:ind w:left="113" w:right="113"/>
+        <w:jc w:val="left"/>
+      </w:pPr>
+      <w:r>
+        <w:rPr>
+          <w:rFonts w:ascii="Courier New" w:hAnsi="Courier New" w:cs="Courier New"/>
+          <w:sz w:val="19"/>
+          <w:szCs w:val="19"/>
+        </w:rPr>
+        <w:t xml:space="preserve">├─sda2                        8:2    0    2G  0 part  /boot</w:t>
+      </w:r>
+    </w:p>
+    <w:p>
+      <w:pPr>
+        <w:keepNext/>
+        <w:keepLines/>
+        <w:pBdr>
+          <w:top w:val="single" w:sz="4" w:space="4" w:color="A6A6A6"/>
+          <w:left w:val="single" w:sz="4" w:space="4" w:color="A6A6A6"/>
+          <w:bottom w:val="single" w:sz="4" w:space="4" w:color="A6A6A6"/>
+          <w:right w:val="single" w:sz="4" w:space="4" w:color="A6A6A6"/>
+        </w:pBdr>
+        <w:shd w:val="clear" w:color="auto" w:fill="F2F2F2"/>
+        <w:spacing w:before="0" w:after="0" w:line="240" w:lineRule="auto"/>
+        <w:ind w:left="113" w:right="113"/>
+        <w:jc w:val="left"/>
+      </w:pPr>
+      <w:r>
+        <w:rPr>
+          <w:rFonts w:ascii="Courier New" w:hAnsi="Courier New" w:cs="Courier New"/>
+          <w:sz w:val="19"/>
+          <w:szCs w:val="19"/>
+        </w:rPr>
+        <w:t xml:space="preserve">└─sda3                        8:3    0   61G  0 part</w:t>
+      </w:r>
+    </w:p>
+    <w:p>
+      <w:pPr>
+        <w:keepNext/>
+        <w:keepLines/>
+        <w:pBdr>
+          <w:top w:val="single" w:sz="4" w:space="4" w:color="A6A6A6"/>
+          <w:left w:val="single" w:sz="4" w:space="4" w:color="A6A6A6"/>
+          <w:bottom w:val="single" w:sz="4" w:space="4" w:color="A6A6A6"/>
+          <w:right w:val="single" w:sz="4" w:space="4" w:color="A6A6A6"/>
+        </w:pBdr>
+        <w:shd w:val="clear" w:color="auto" w:fill="F2F2F2"/>
+        <w:spacing w:before="0" w:after="0" w:line="240" w:lineRule="auto"/>
+        <w:ind w:left="113" w:right="113"/>
+        <w:jc w:val="left"/>
+      </w:pPr>
+      <w:r>
+        <w:rPr>
+          <w:rFonts w:ascii="Courier New" w:hAnsi="Courier New" w:cs="Courier New"/>
+          <w:sz w:val="19"/>
+          <w:szCs w:val="19"/>
+        </w:rPr>
+        <w:t xml:space="preserve">  └─dm_crypt-0              252:0    0   61G  0 crypt</w:t>
+      </w:r>
+    </w:p>
+    <w:p>
+      <w:pPr>
+        <w:keepNext/>
+        <w:keepLines/>
+        <w:pBdr>
+          <w:top w:val="single" w:sz="4" w:space="4" w:color="A6A6A6"/>
+          <w:left w:val="single" w:sz="4" w:space="4" w:color="A6A6A6"/>
+          <w:bottom w:val="single" w:sz="4" w:space="4" w:color="A6A6A6"/>
+          <w:right w:val="single" w:sz="4" w:space="4" w:color="A6A6A6"/>
+        </w:pBdr>
+        <w:shd w:val="clear" w:color="auto" w:fill="F2F2F2"/>
+        <w:spacing w:before="0" w:after="0" w:line="240" w:lineRule="auto"/>
+        <w:ind w:left="113" w:right="113"/>
+        <w:jc w:val="left"/>
+      </w:pPr>
+      <w:r>
+        <w:rPr>
+          <w:rFonts w:ascii="Courier New" w:hAnsi="Courier New" w:cs="Courier New"/>
+          <w:sz w:val="19"/>
+          <w:szCs w:val="19"/>
+        </w:rPr>
+        <w:t xml:space="preserve">    └─ubuntu--vg-ubuntu--lv 252:1    0   61G  0 lvm   /</w:t>
+      </w:r>
+    </w:p>
+    <w:p>
+      <w:pPr>
+        <w:keepNext/>
+        <w:keepLines/>
+        <w:pBdr>
+          <w:top w:val="single" w:sz="4" w:space="4" w:color="A6A6A6"/>
+          <w:left w:val="single" w:sz="4" w:space="4" w:color="A6A6A6"/>
+          <w:bottom w:val="single" w:sz="4" w:space="4" w:color="A6A6A6"/>
+          <w:right w:val="single" w:sz="4" w:space="4" w:color="A6A6A6"/>
+        </w:pBdr>
+        <w:shd w:val="clear" w:color="auto" w:fill="F2F2F2"/>
+        <w:spacing w:before="0" w:after="0" w:line="240" w:lineRule="auto"/>
+        <w:ind w:left="113" w:right="113"/>
+        <w:jc w:val="left"/>
+      </w:pPr>
+      <w:r>
+        <w:rPr>
+          <w:rFonts w:ascii="Courier New" w:hAnsi="Courier New" w:cs="Courier New"/>
+          <w:sz w:val="19"/>
+          <w:szCs w:val="19"/>
+        </w:rPr>
+        <w:t xml:space="preserve">sr0                          11:0    1 1024M  0 rom</w:t>
       </w:r>
     </w:p>
     <w:p>
@@ -7028,21 +7657,236 @@
           <w:sz w:val="19"/>
           <w:szCs w:val="19"/>
         </w:rPr>
+        <w:t xml:space="preserve">Filesystem                         Size  Used Avail Use% Mounted on</w:t>
+      </w:r>
+    </w:p>
+    <w:p>
+      <w:pPr>
+        <w:keepNext/>
+        <w:keepLines/>
+        <w:pBdr>
+          <w:top w:val="single" w:sz="4" w:space="4" w:color="A6A6A6"/>
+          <w:left w:val="single" w:sz="4" w:space="4" w:color="A6A6A6"/>
+          <w:bottom w:val="single" w:sz="4" w:space="4" w:color="A6A6A6"/>
+          <w:right w:val="single" w:sz="4" w:space="4" w:color="A6A6A6"/>
+        </w:pBdr>
+        <w:shd w:val="clear" w:color="auto" w:fill="F2F2F2"/>
+        <w:spacing w:before="0" w:after="0" w:line="240" w:lineRule="auto"/>
+        <w:ind w:left="113" w:right="113"/>
+        <w:jc w:val="left"/>
+      </w:pPr>
+      <w:r>
+        <w:rPr>
+          <w:rFonts w:ascii="Courier New" w:hAnsi="Courier New" w:cs="Courier New"/>
+          <w:sz w:val="19"/>
+          <w:szCs w:val="19"/>
+        </w:rPr>
+        <w:t xml:space="preserve">tmpfs                              339M  2.0M  337M   1% /run</w:t>
+      </w:r>
+    </w:p>
+    <w:p>
+      <w:pPr>
+        <w:keepNext/>
+        <w:keepLines/>
+        <w:pBdr>
+          <w:top w:val="single" w:sz="4" w:space="4" w:color="A6A6A6"/>
+          <w:left w:val="single" w:sz="4" w:space="4" w:color="A6A6A6"/>
+          <w:bottom w:val="single" w:sz="4" w:space="4" w:color="A6A6A6"/>
+          <w:right w:val="single" w:sz="4" w:space="4" w:color="A6A6A6"/>
+        </w:pBdr>
+        <w:shd w:val="clear" w:color="auto" w:fill="F2F2F2"/>
+        <w:spacing w:before="0" w:after="0" w:line="240" w:lineRule="auto"/>
+        <w:ind w:left="113" w:right="113"/>
+        <w:jc w:val="left"/>
+      </w:pPr>
+      <w:r>
+        <w:rPr>
+          <w:rFonts w:ascii="Courier New" w:hAnsi="Courier New" w:cs="Courier New"/>
+          <w:sz w:val="19"/>
+          <w:szCs w:val="19"/>
+        </w:rPr>
+        <w:t xml:space="preserve">/dev/mapper/ubuntu--vg-ubuntu--lv   60G   14G   44G  24% /</w:t>
+      </w:r>
+    </w:p>
+    <w:p>
+      <w:pPr>
+        <w:keepNext/>
+        <w:keepLines/>
+        <w:pBdr>
+          <w:top w:val="single" w:sz="4" w:space="4" w:color="A6A6A6"/>
+          <w:left w:val="single" w:sz="4" w:space="4" w:color="A6A6A6"/>
+          <w:bottom w:val="single" w:sz="4" w:space="4" w:color="A6A6A6"/>
+          <w:right w:val="single" w:sz="4" w:space="4" w:color="A6A6A6"/>
+        </w:pBdr>
+        <w:shd w:val="clear" w:color="auto" w:fill="F2F2F2"/>
+        <w:spacing w:before="0" w:after="0" w:line="240" w:lineRule="auto"/>
+        <w:ind w:left="113" w:right="113"/>
+        <w:jc w:val="left"/>
+      </w:pPr>
+      <w:r>
+        <w:rPr>
+          <w:rFonts w:ascii="Courier New" w:hAnsi="Courier New" w:cs="Courier New"/>
+          <w:sz w:val="19"/>
+          <w:szCs w:val="19"/>
+        </w:rPr>
+        <w:t xml:space="preserve">tmpfs                              1.7G     0  1.7G   0% /dev/shm</w:t>
+      </w:r>
+    </w:p>
+    <w:p>
+      <w:pPr>
+        <w:keepNext/>
+        <w:keepLines/>
+        <w:pBdr>
+          <w:top w:val="single" w:sz="4" w:space="4" w:color="A6A6A6"/>
+          <w:left w:val="single" w:sz="4" w:space="4" w:color="A6A6A6"/>
+          <w:bottom w:val="single" w:sz="4" w:space="4" w:color="A6A6A6"/>
+          <w:right w:val="single" w:sz="4" w:space="4" w:color="A6A6A6"/>
+        </w:pBdr>
+        <w:shd w:val="clear" w:color="auto" w:fill="F2F2F2"/>
+        <w:spacing w:before="0" w:after="0" w:line="240" w:lineRule="auto"/>
+        <w:ind w:left="113" w:right="113"/>
+        <w:jc w:val="left"/>
+      </w:pPr>
+      <w:r>
+        <w:rPr>
+          <w:rFonts w:ascii="Courier New" w:hAnsi="Courier New" w:cs="Courier New"/>
+          <w:sz w:val="19"/>
+          <w:szCs w:val="19"/>
+        </w:rPr>
+        <w:t xml:space="preserve">tmpfs                              5.0M  8.0K  5.0M   1% /run/lock</w:t>
+      </w:r>
+    </w:p>
+    <w:p>
+      <w:pPr>
+        <w:keepNext/>
+        <w:keepLines/>
+        <w:pBdr>
+          <w:top w:val="single" w:sz="4" w:space="4" w:color="A6A6A6"/>
+          <w:left w:val="single" w:sz="4" w:space="4" w:color="A6A6A6"/>
+          <w:bottom w:val="single" w:sz="4" w:space="4" w:color="A6A6A6"/>
+          <w:right w:val="single" w:sz="4" w:space="4" w:color="A6A6A6"/>
+        </w:pBdr>
+        <w:shd w:val="clear" w:color="auto" w:fill="F2F2F2"/>
+        <w:spacing w:before="0" w:after="0" w:line="240" w:lineRule="auto"/>
+        <w:ind w:left="113" w:right="113"/>
+        <w:jc w:val="left"/>
+      </w:pPr>
+      <w:r>
+        <w:rPr>
+          <w:rFonts w:ascii="Courier New" w:hAnsi="Courier New" w:cs="Courier New"/>
+          <w:sz w:val="19"/>
+          <w:szCs w:val="19"/>
+        </w:rPr>
+        <w:t xml:space="preserve">/dev/sda2                          2.0G  197M  1.6G  11% /boot</w:t>
+      </w:r>
+    </w:p>
+    <w:p>
+      <w:pPr>
+        <w:keepNext/>
+        <w:keepLines/>
+        <w:pBdr>
+          <w:top w:val="single" w:sz="4" w:space="4" w:color="A6A6A6"/>
+          <w:left w:val="single" w:sz="4" w:space="4" w:color="A6A6A6"/>
+          <w:bottom w:val="single" w:sz="4" w:space="4" w:color="A6A6A6"/>
+          <w:right w:val="single" w:sz="4" w:space="4" w:color="A6A6A6"/>
+        </w:pBdr>
+        <w:shd w:val="clear" w:color="auto" w:fill="F2F2F2"/>
+        <w:spacing w:before="0" w:after="0" w:line="240" w:lineRule="auto"/>
+        <w:ind w:left="113" w:right="113"/>
+        <w:jc w:val="left"/>
+      </w:pPr>
+      <w:r>
+        <w:rPr>
+          <w:rFonts w:ascii="Courier New" w:hAnsi="Courier New" w:cs="Courier New"/>
+          <w:sz w:val="19"/>
+          <w:szCs w:val="19"/>
+        </w:rPr>
+        <w:t xml:space="preserve">/dev/sda1                          1.1G  6.4M  1.1G   1% /boot/efi</w:t>
+      </w:r>
+    </w:p>
+    <w:p>
+      <w:pPr>
+        <w:keepNext/>
+        <w:keepLines/>
+        <w:pBdr>
+          <w:top w:val="single" w:sz="4" w:space="4" w:color="A6A6A6"/>
+          <w:left w:val="single" w:sz="4" w:space="4" w:color="A6A6A6"/>
+          <w:bottom w:val="single" w:sz="4" w:space="4" w:color="A6A6A6"/>
+          <w:right w:val="single" w:sz="4" w:space="4" w:color="A6A6A6"/>
+        </w:pBdr>
+        <w:shd w:val="clear" w:color="auto" w:fill="F2F2F2"/>
+        <w:spacing w:before="0" w:after="0" w:line="240" w:lineRule="auto"/>
+        <w:ind w:left="113" w:right="113"/>
+        <w:jc w:val="left"/>
+      </w:pPr>
+      <w:r>
+        <w:rPr>
+          <w:rFonts w:ascii="Courier New" w:hAnsi="Courier New" w:cs="Courier New"/>
+          <w:sz w:val="19"/>
+          <w:szCs w:val="19"/>
+        </w:rPr>
+        <w:t xml:space="preserve">tmpfs                              339M  132K  338M   1% /run/user/1000</w:t>
+      </w:r>
+    </w:p>
+    <w:p>
+      <w:pPr>
+        <w:keepNext/>
+        <w:keepLines/>
+        <w:pBdr>
+          <w:top w:val="single" w:sz="4" w:space="4" w:color="A6A6A6"/>
+          <w:left w:val="single" w:sz="4" w:space="4" w:color="A6A6A6"/>
+          <w:bottom w:val="single" w:sz="4" w:space="4" w:color="A6A6A6"/>
+          <w:right w:val="single" w:sz="4" w:space="4" w:color="A6A6A6"/>
+        </w:pBdr>
+        <w:shd w:val="clear" w:color="auto" w:fill="F2F2F2"/>
+        <w:spacing w:before="0" w:after="0" w:line="240" w:lineRule="auto"/>
+        <w:ind w:left="113" w:right="113"/>
+        <w:jc w:val="left"/>
+      </w:pPr>
+      <w:r>
+        <w:rPr>
+          <w:rFonts w:ascii="Courier New" w:hAnsi="Courier New" w:cs="Courier New"/>
+          <w:sz w:val="19"/>
+          <w:szCs w:val="19"/>
+        </w:rPr>
         <w:t xml:space="preserve">$ mount | grep " / "</w:t>
       </w:r>
     </w:p>
     <w:p>
       <w:pPr>
-        <w:keepNext/>
-        <w:keepLines/>
-        <w:pBdr>
-          <w:top w:val="single" w:sz="4" w:space="4" w:color="A6A6A6"/>
-          <w:left w:val="single" w:sz="4" w:space="4" w:color="A6A6A6"/>
-          <w:bottom w:val="single" w:sz="4" w:space="4" w:color="A6A6A6"/>
-          <w:right w:val="single" w:sz="4" w:space="4" w:color="A6A6A6"/>
-        </w:pBdr>
-        <w:shd w:val="clear" w:color="auto" w:fill="F2F2F2"/>
-        <w:spacing w:before="0" w:after="0" w:line="240" w:lineRule="auto"/>
+        <w:keepLines/>
+        <w:pBdr>
+          <w:top w:val="single" w:sz="4" w:space="4" w:color="A6A6A6"/>
+          <w:left w:val="single" w:sz="4" w:space="4" w:color="A6A6A6"/>
+          <w:bottom w:val="single" w:sz="4" w:space="4" w:color="A6A6A6"/>
+          <w:right w:val="single" w:sz="4" w:space="4" w:color="A6A6A6"/>
+        </w:pBdr>
+        <w:shd w:val="clear" w:color="auto" w:fill="F2F2F2"/>
+        <w:spacing w:before="0" w:after="240" w:line="240" w:lineRule="auto"/>
+        <w:ind w:left="113" w:right="113"/>
+        <w:jc w:val="left"/>
+      </w:pPr>
+      <w:r>
+        <w:rPr>
+          <w:rFonts w:ascii="Courier New" w:hAnsi="Courier New" w:cs="Courier New"/>
+          <w:sz w:val="19"/>
+          <w:szCs w:val="19"/>
+        </w:rPr>
+        <w:t xml:space="preserve">/dev/mapper/ubuntu--vg-ubuntu--lv on / type ext4 (rw,relatime)</w:t>
+      </w:r>
+    </w:p>
+    <w:p>
+      <w:pPr>
+        <w:keepNext/>
+        <w:keepLines/>
+        <w:pBdr>
+          <w:top w:val="single" w:sz="4" w:space="4" w:color="A6A6A6"/>
+          <w:left w:val="single" w:sz="4" w:space="4" w:color="A6A6A6"/>
+          <w:bottom w:val="single" w:sz="4" w:space="4" w:color="A6A6A6"/>
+          <w:right w:val="single" w:sz="4" w:space="4" w:color="A6A6A6"/>
+        </w:pBdr>
+        <w:shd w:val="clear" w:color="auto" w:fill="F2F2F2"/>
+        <w:spacing w:before="120" w:after="0" w:line="240" w:lineRule="auto"/>
         <w:ind w:left="113" w:right="113"/>
         <w:jc w:val="left"/>
       </w:pPr>
@@ -7076,6 +7920,30 @@
           <w:sz w:val="19"/>
           <w:szCs w:val="19"/>
         </w:rPr>
+        <w:t xml:space="preserve">2</w:t>
+      </w:r>
+    </w:p>
+    <w:p>
+      <w:pPr>
+        <w:keepNext/>
+        <w:keepLines/>
+        <w:pBdr>
+          <w:top w:val="single" w:sz="4" w:space="4" w:color="A6A6A6"/>
+          <w:left w:val="single" w:sz="4" w:space="4" w:color="A6A6A6"/>
+          <w:bottom w:val="single" w:sz="4" w:space="4" w:color="A6A6A6"/>
+          <w:right w:val="single" w:sz="4" w:space="4" w:color="A6A6A6"/>
+        </w:pBdr>
+        <w:shd w:val="clear" w:color="auto" w:fill="F2F2F2"/>
+        <w:spacing w:before="0" w:after="0" w:line="240" w:lineRule="auto"/>
+        <w:ind w:left="113" w:right="113"/>
+        <w:jc w:val="left"/>
+      </w:pPr>
+      <w:r>
+        <w:rPr>
+          <w:rFonts w:ascii="Courier New" w:hAnsi="Courier New" w:cs="Courier New"/>
+          <w:sz w:val="19"/>
+          <w:szCs w:val="19"/>
+        </w:rPr>
         <w:t xml:space="preserve">$ head -3 /proc/meminfo</w:t>
       </w:r>
     </w:p>
@@ -7100,11 +7968,323 @@
           <w:sz w:val="19"/>
           <w:szCs w:val="19"/>
         </w:rPr>
+        <w:t xml:space="preserve">MemTotal:        3461500 kB</w:t>
+      </w:r>
+    </w:p>
+    <w:p>
+      <w:pPr>
+        <w:keepNext/>
+        <w:keepLines/>
+        <w:pBdr>
+          <w:top w:val="single" w:sz="4" w:space="4" w:color="A6A6A6"/>
+          <w:left w:val="single" w:sz="4" w:space="4" w:color="A6A6A6"/>
+          <w:bottom w:val="single" w:sz="4" w:space="4" w:color="A6A6A6"/>
+          <w:right w:val="single" w:sz="4" w:space="4" w:color="A6A6A6"/>
+        </w:pBdr>
+        <w:shd w:val="clear" w:color="auto" w:fill="F2F2F2"/>
+        <w:spacing w:before="0" w:after="0" w:line="240" w:lineRule="auto"/>
+        <w:ind w:left="113" w:right="113"/>
+        <w:jc w:val="left"/>
+      </w:pPr>
+      <w:r>
+        <w:rPr>
+          <w:rFonts w:ascii="Courier New" w:hAnsi="Courier New" w:cs="Courier New"/>
+          <w:sz w:val="19"/>
+          <w:szCs w:val="19"/>
+        </w:rPr>
+        <w:t xml:space="preserve">MemFree:          412308 kB</w:t>
+      </w:r>
+    </w:p>
+    <w:p>
+      <w:pPr>
+        <w:keepNext/>
+        <w:keepLines/>
+        <w:pBdr>
+          <w:top w:val="single" w:sz="4" w:space="4" w:color="A6A6A6"/>
+          <w:left w:val="single" w:sz="4" w:space="4" w:color="A6A6A6"/>
+          <w:bottom w:val="single" w:sz="4" w:space="4" w:color="A6A6A6"/>
+          <w:right w:val="single" w:sz="4" w:space="4" w:color="A6A6A6"/>
+        </w:pBdr>
+        <w:shd w:val="clear" w:color="auto" w:fill="F2F2F2"/>
+        <w:spacing w:before="0" w:after="0" w:line="240" w:lineRule="auto"/>
+        <w:ind w:left="113" w:right="113"/>
+        <w:jc w:val="left"/>
+      </w:pPr>
+      <w:r>
+        <w:rPr>
+          <w:rFonts w:ascii="Courier New" w:hAnsi="Courier New" w:cs="Courier New"/>
+          <w:sz w:val="19"/>
+          <w:szCs w:val="19"/>
+        </w:rPr>
+        <w:t xml:space="preserve">MemAvailable:    1874620 kB</w:t>
+      </w:r>
+    </w:p>
+    <w:p>
+      <w:pPr>
+        <w:keepNext/>
+        <w:keepLines/>
+        <w:pBdr>
+          <w:top w:val="single" w:sz="4" w:space="4" w:color="A6A6A6"/>
+          <w:left w:val="single" w:sz="4" w:space="4" w:color="A6A6A6"/>
+          <w:bottom w:val="single" w:sz="4" w:space="4" w:color="A6A6A6"/>
+          <w:right w:val="single" w:sz="4" w:space="4" w:color="A6A6A6"/>
+        </w:pBdr>
+        <w:shd w:val="clear" w:color="auto" w:fill="F2F2F2"/>
+        <w:spacing w:before="0" w:after="0" w:line="240" w:lineRule="auto"/>
+        <w:ind w:left="113" w:right="113"/>
+        <w:jc w:val="left"/>
+      </w:pPr>
+      <w:r>
+        <w:rPr>
+          <w:rFonts w:ascii="Courier New" w:hAnsi="Courier New" w:cs="Courier New"/>
+          <w:sz w:val="19"/>
+          <w:szCs w:val="19"/>
+        </w:rPr>
         <w:t xml:space="preserve">$ head -5 /proc/self/status</w:t>
       </w:r>
     </w:p>
     <w:p>
       <w:pPr>
+        <w:keepNext/>
+        <w:keepLines/>
+        <w:pBdr>
+          <w:top w:val="single" w:sz="4" w:space="4" w:color="A6A6A6"/>
+          <w:left w:val="single" w:sz="4" w:space="4" w:color="A6A6A6"/>
+          <w:bottom w:val="single" w:sz="4" w:space="4" w:color="A6A6A6"/>
+          <w:right w:val="single" w:sz="4" w:space="4" w:color="A6A6A6"/>
+        </w:pBdr>
+        <w:shd w:val="clear" w:color="auto" w:fill="F2F2F2"/>
+        <w:spacing w:before="0" w:after="0" w:line="240" w:lineRule="auto"/>
+        <w:ind w:left="113" w:right="113"/>
+        <w:jc w:val="left"/>
+      </w:pPr>
+      <w:r>
+        <w:rPr>
+          <w:rFonts w:ascii="Courier New" w:hAnsi="Courier New" w:cs="Courier New"/>
+          <w:sz w:val="19"/>
+          <w:szCs w:val="19"/>
+        </w:rPr>
+        <w:t xml:space="preserve">Name:   head</w:t>
+      </w:r>
+    </w:p>
+    <w:p>
+      <w:pPr>
+        <w:keepNext/>
+        <w:keepLines/>
+        <w:pBdr>
+          <w:top w:val="single" w:sz="4" w:space="4" w:color="A6A6A6"/>
+          <w:left w:val="single" w:sz="4" w:space="4" w:color="A6A6A6"/>
+          <w:bottom w:val="single" w:sz="4" w:space="4" w:color="A6A6A6"/>
+          <w:right w:val="single" w:sz="4" w:space="4" w:color="A6A6A6"/>
+        </w:pBdr>
+        <w:shd w:val="clear" w:color="auto" w:fill="F2F2F2"/>
+        <w:spacing w:before="0" w:after="0" w:line="240" w:lineRule="auto"/>
+        <w:ind w:left="113" w:right="113"/>
+        <w:jc w:val="left"/>
+      </w:pPr>
+      <w:r>
+        <w:rPr>
+          <w:rFonts w:ascii="Courier New" w:hAnsi="Courier New" w:cs="Courier New"/>
+          <w:sz w:val="19"/>
+          <w:szCs w:val="19"/>
+        </w:rPr>
+        <w:t xml:space="preserve">Umask:  0002</w:t>
+      </w:r>
+    </w:p>
+    <w:p>
+      <w:pPr>
+        <w:keepNext/>
+        <w:keepLines/>
+        <w:pBdr>
+          <w:top w:val="single" w:sz="4" w:space="4" w:color="A6A6A6"/>
+          <w:left w:val="single" w:sz="4" w:space="4" w:color="A6A6A6"/>
+          <w:bottom w:val="single" w:sz="4" w:space="4" w:color="A6A6A6"/>
+          <w:right w:val="single" w:sz="4" w:space="4" w:color="A6A6A6"/>
+        </w:pBdr>
+        <w:shd w:val="clear" w:color="auto" w:fill="F2F2F2"/>
+        <w:spacing w:before="0" w:after="0" w:line="240" w:lineRule="auto"/>
+        <w:ind w:left="113" w:right="113"/>
+        <w:jc w:val="left"/>
+      </w:pPr>
+      <w:r>
+        <w:rPr>
+          <w:rFonts w:ascii="Courier New" w:hAnsi="Courier New" w:cs="Courier New"/>
+          <w:sz w:val="19"/>
+          <w:szCs w:val="19"/>
+        </w:rPr>
+        <w:t xml:space="preserve">State:  R (running)</w:t>
+      </w:r>
+    </w:p>
+    <w:p>
+      <w:pPr>
+        <w:keepNext/>
+        <w:keepLines/>
+        <w:pBdr>
+          <w:top w:val="single" w:sz="4" w:space="4" w:color="A6A6A6"/>
+          <w:left w:val="single" w:sz="4" w:space="4" w:color="A6A6A6"/>
+          <w:bottom w:val="single" w:sz="4" w:space="4" w:color="A6A6A6"/>
+          <w:right w:val="single" w:sz="4" w:space="4" w:color="A6A6A6"/>
+        </w:pBdr>
+        <w:shd w:val="clear" w:color="auto" w:fill="F2F2F2"/>
+        <w:spacing w:before="0" w:after="0" w:line="240" w:lineRule="auto"/>
+        <w:ind w:left="113" w:right="113"/>
+        <w:jc w:val="left"/>
+      </w:pPr>
+      <w:r>
+        <w:rPr>
+          <w:rFonts w:ascii="Courier New" w:hAnsi="Courier New" w:cs="Courier New"/>
+          <w:sz w:val="19"/>
+          <w:szCs w:val="19"/>
+        </w:rPr>
+        <w:t xml:space="preserve">Tgid:   61873</w:t>
+      </w:r>
+    </w:p>
+    <w:p>
+      <w:pPr>
+        <w:keepNext/>
+        <w:keepLines/>
+        <w:pBdr>
+          <w:top w:val="single" w:sz="4" w:space="4" w:color="A6A6A6"/>
+          <w:left w:val="single" w:sz="4" w:space="4" w:color="A6A6A6"/>
+          <w:bottom w:val="single" w:sz="4" w:space="4" w:color="A6A6A6"/>
+          <w:right w:val="single" w:sz="4" w:space="4" w:color="A6A6A6"/>
+        </w:pBdr>
+        <w:shd w:val="clear" w:color="auto" w:fill="F2F2F2"/>
+        <w:spacing w:before="0" w:after="0" w:line="240" w:lineRule="auto"/>
+        <w:ind w:left="113" w:right="113"/>
+        <w:jc w:val="left"/>
+      </w:pPr>
+      <w:r>
+        <w:rPr>
+          <w:rFonts w:ascii="Courier New" w:hAnsi="Courier New" w:cs="Courier New"/>
+          <w:sz w:val="19"/>
+          <w:szCs w:val="19"/>
+        </w:rPr>
+        <w:t xml:space="preserve">Ngid:   0</w:t>
+      </w:r>
+    </w:p>
+    <w:p>
+      <w:pPr>
+        <w:keepNext/>
+        <w:keepLines/>
+        <w:pBdr>
+          <w:top w:val="single" w:sz="4" w:space="4" w:color="A6A6A6"/>
+          <w:left w:val="single" w:sz="4" w:space="4" w:color="A6A6A6"/>
+          <w:bottom w:val="single" w:sz="4" w:space="4" w:color="A6A6A6"/>
+          <w:right w:val="single" w:sz="4" w:space="4" w:color="A6A6A6"/>
+        </w:pBdr>
+        <w:shd w:val="clear" w:color="auto" w:fill="F2F2F2"/>
+        <w:spacing w:before="0" w:after="0" w:line="240" w:lineRule="auto"/>
+        <w:ind w:left="113" w:right="113"/>
+        <w:jc w:val="left"/>
+      </w:pPr>
+      <w:r>
+        <w:rPr>
+          <w:rFonts w:ascii="Courier New" w:hAnsi="Courier New" w:cs="Courier New"/>
+          <w:sz w:val="19"/>
+          <w:szCs w:val="19"/>
+        </w:rPr>
+        <w:t xml:space="preserve">$ ls -l /proc/self/fd</w:t>
+      </w:r>
+    </w:p>
+    <w:p>
+      <w:pPr>
+        <w:keepNext/>
+        <w:keepLines/>
+        <w:pBdr>
+          <w:top w:val="single" w:sz="4" w:space="4" w:color="A6A6A6"/>
+          <w:left w:val="single" w:sz="4" w:space="4" w:color="A6A6A6"/>
+          <w:bottom w:val="single" w:sz="4" w:space="4" w:color="A6A6A6"/>
+          <w:right w:val="single" w:sz="4" w:space="4" w:color="A6A6A6"/>
+        </w:pBdr>
+        <w:shd w:val="clear" w:color="auto" w:fill="F2F2F2"/>
+        <w:spacing w:before="0" w:after="0" w:line="240" w:lineRule="auto"/>
+        <w:ind w:left="113" w:right="113"/>
+        <w:jc w:val="left"/>
+      </w:pPr>
+      <w:r>
+        <w:rPr>
+          <w:rFonts w:ascii="Courier New" w:hAnsi="Courier New" w:cs="Courier New"/>
+          <w:sz w:val="19"/>
+          <w:szCs w:val="19"/>
+        </w:rPr>
+        <w:t xml:space="preserve">total 0</w:t>
+      </w:r>
+    </w:p>
+    <w:p>
+      <w:pPr>
+        <w:keepNext/>
+        <w:keepLines/>
+        <w:pBdr>
+          <w:top w:val="single" w:sz="4" w:space="4" w:color="A6A6A6"/>
+          <w:left w:val="single" w:sz="4" w:space="4" w:color="A6A6A6"/>
+          <w:bottom w:val="single" w:sz="4" w:space="4" w:color="A6A6A6"/>
+          <w:right w:val="single" w:sz="4" w:space="4" w:color="A6A6A6"/>
+        </w:pBdr>
+        <w:shd w:val="clear" w:color="auto" w:fill="F2F2F2"/>
+        <w:spacing w:before="0" w:after="0" w:line="240" w:lineRule="auto"/>
+        <w:ind w:left="113" w:right="113"/>
+        <w:jc w:val="left"/>
+      </w:pPr>
+      <w:r>
+        <w:rPr>
+          <w:rFonts w:ascii="Courier New" w:hAnsi="Courier New" w:cs="Courier New"/>
+          <w:sz w:val="19"/>
+          <w:szCs w:val="19"/>
+        </w:rPr>
+        <w:t xml:space="preserve">lrwx------ 1 gabi gabi 64 Oct 12 23:58 0 -&gt; /dev/pts/0</w:t>
+      </w:r>
+    </w:p>
+    <w:p>
+      <w:pPr>
+        <w:keepNext/>
+        <w:keepLines/>
+        <w:pBdr>
+          <w:top w:val="single" w:sz="4" w:space="4" w:color="A6A6A6"/>
+          <w:left w:val="single" w:sz="4" w:space="4" w:color="A6A6A6"/>
+          <w:bottom w:val="single" w:sz="4" w:space="4" w:color="A6A6A6"/>
+          <w:right w:val="single" w:sz="4" w:space="4" w:color="A6A6A6"/>
+        </w:pBdr>
+        <w:shd w:val="clear" w:color="auto" w:fill="F2F2F2"/>
+        <w:spacing w:before="0" w:after="0" w:line="240" w:lineRule="auto"/>
+        <w:ind w:left="113" w:right="113"/>
+        <w:jc w:val="left"/>
+      </w:pPr>
+      <w:r>
+        <w:rPr>
+          <w:rFonts w:ascii="Courier New" w:hAnsi="Courier New" w:cs="Courier New"/>
+          <w:sz w:val="19"/>
+          <w:szCs w:val="19"/>
+        </w:rPr>
+        <w:t xml:space="preserve">lrwx------ 1 gabi gabi 64 Oct 12 23:58 1 -&gt; /dev/pts/0</w:t>
+      </w:r>
+    </w:p>
+    <w:p>
+      <w:pPr>
+        <w:keepNext/>
+        <w:keepLines/>
+        <w:pBdr>
+          <w:top w:val="single" w:sz="4" w:space="4" w:color="A6A6A6"/>
+          <w:left w:val="single" w:sz="4" w:space="4" w:color="A6A6A6"/>
+          <w:bottom w:val="single" w:sz="4" w:space="4" w:color="A6A6A6"/>
+          <w:right w:val="single" w:sz="4" w:space="4" w:color="A6A6A6"/>
+        </w:pBdr>
+        <w:shd w:val="clear" w:color="auto" w:fill="F2F2F2"/>
+        <w:spacing w:before="0" w:after="0" w:line="240" w:lineRule="auto"/>
+        <w:ind w:left="113" w:right="113"/>
+        <w:jc w:val="left"/>
+      </w:pPr>
+      <w:r>
+        <w:rPr>
+          <w:rFonts w:ascii="Courier New" w:hAnsi="Courier New" w:cs="Courier New"/>
+          <w:sz w:val="19"/>
+          <w:szCs w:val="19"/>
+        </w:rPr>
+        <w:t xml:space="preserve">lrwx------ 1 gabi gabi 64 Oct 12 23:58 2 -&gt; /dev/pts/0</w:t>
+      </w:r>
+    </w:p>
+    <w:p>
+      <w:pPr>
         <w:keepLines/>
         <w:pBdr>
           <w:top w:val="single" w:sz="4" w:space="4" w:color="A6A6A6"/>
@@ -7123,7 +8303,7 @@
           <w:sz w:val="19"/>
           <w:szCs w:val="19"/>
         </w:rPr>
-        <w:t xml:space="preserve">$ ls -l /proc/self/fd</w:t>
+        <w:t xml:space="preserve">lr-x------ 1 gabi gabi 64 Oct 12 23:58 3 -&gt; /proc/61874/fd</w:t>
       </w:r>
     </w:p>
     <w:p>
@@ -7131,7 +8311,7 @@
         <w:pStyle w:val="ListParagraph"/>
       </w:pPr>
       <w:r>
-        <w:t xml:space="preserve">The results of these commands on my virtual machine are summarised in Table 1.3.</w:t>
+        <w:t xml:space="preserve">The main results are summarised in Table 1.3.</w:t>
       </w:r>
     </w:p>
     <w:p>
@@ -7264,7 +8444,62 @@
               <w:t xml:space="preserve">/dev/sda</w:t>
             </w:r>
             <w:r>
-              <w:t xml:space="preserve">, 64 GB</w:t>
+              <w:t xml:space="preserve">, 64 GB: </w:t>
+            </w:r>
+            <w:r>
+              <w:rPr>
+                <w:rFonts w:ascii="Courier New" w:hAnsi="Courier New" w:cs="Courier New"/>
+                <w:sz w:val="22"/>
+                <w:szCs w:val="22"/>
+              </w:rPr>
+              <w:t xml:space="preserve">sda1</w:t>
+            </w:r>
+            <w:r>
+              <w:t xml:space="preserve"> (1 GB, </w:t>
+            </w:r>
+            <w:r>
+              <w:rPr>
+                <w:rFonts w:ascii="Courier New" w:hAnsi="Courier New" w:cs="Courier New"/>
+                <w:sz w:val="22"/>
+                <w:szCs w:val="22"/>
+              </w:rPr>
+              <w:t xml:space="preserve">/boot/efi</w:t>
+            </w:r>
+            <w:r>
+              <w:t xml:space="preserve">), </w:t>
+            </w:r>
+            <w:r>
+              <w:rPr>
+                <w:rFonts w:ascii="Courier New" w:hAnsi="Courier New" w:cs="Courier New"/>
+                <w:sz w:val="22"/>
+                <w:szCs w:val="22"/>
+              </w:rPr>
+              <w:t xml:space="preserve">sda2</w:t>
+            </w:r>
+            <w:r>
+              <w:t xml:space="preserve"> (2 GB, </w:t>
+            </w:r>
+            <w:r>
+              <w:rPr>
+                <w:rFonts w:ascii="Courier New" w:hAnsi="Courier New" w:cs="Courier New"/>
+                <w:sz w:val="22"/>
+                <w:szCs w:val="22"/>
+              </w:rPr>
+              <w:t xml:space="preserve">/boot</w:t>
+            </w:r>
+            <w:r>
+              <w:t xml:space="preserve">), </w:t>
+            </w:r>
+            <w:r>
+              <w:rPr>
+                <w:rFonts w:ascii="Courier New" w:hAnsi="Courier New" w:cs="Courier New"/>
+                <w:sz w:val="22"/>
+                <w:szCs w:val="22"/>
+              </w:rPr>
+              <w:t xml:space="preserve">sda3</w:t>
+            </w:r>
+            <w:r>
+              <w:t xml:space="preserve"> (61 GB, encrypted, with LVM inside)</w:t>
             </w:r>
           </w:p>
         </w:tc>
@@ -7563,7 +8798,29 @@
               <w:spacing w:line="276" w:lineRule="auto"/>
             </w:pPr>
             <w:r>
-              <w:t xml:space="preserve">descriptors 0, 1 and 2: standard input, output and error, connected to my terminal</w:t>
+              <w:t xml:space="preserve">descriptors 0, 1 and 2 (standard input, output and error) connected to my terminal </w:t>
+            </w:r>
+            <w:r>
+              <w:rPr>
+                <w:rFonts w:ascii="Courier New" w:hAnsi="Courier New" w:cs="Courier New"/>
+                <w:sz w:val="22"/>
+                <w:szCs w:val="22"/>
+              </w:rPr>
+              <w:t xml:space="preserve">/dev/pts/0</w:t>
+            </w:r>
+            <w:r>
+              <w:t xml:space="preserve">, and 3 for the directory </w:t>
+            </w:r>
+            <w:r>
+              <w:rPr>
+                <w:rFonts w:ascii="Courier New" w:hAnsi="Courier New" w:cs="Courier New"/>
+                <w:sz w:val="22"/>
+                <w:szCs w:val="22"/>
+              </w:rPr>
+              <w:t xml:space="preserve">ls</w:t>
+            </w:r>
+            <w:r>
+              <w:t xml:space="preserve"> was reading</w:t>
             </w:r>
           </w:p>
         </w:tc>
@@ -7680,7 +8937,29 @@
         <w:pStyle w:val="ListParagraph"/>
       </w:pPr>
       <w:r>
-        <w:t xml:space="preserve">My root file system is not directly on a partition: it is on an LVM logical volume, </w:t>
+        <w:t xml:space="preserve">My root file system is not directly on a partition. The partition </w:t>
+      </w:r>
+      <w:r>
+        <w:rPr>
+          <w:rFonts w:ascii="Courier New" w:hAnsi="Courier New" w:cs="Courier New"/>
+          <w:sz w:val="22"/>
+          <w:szCs w:val="22"/>
+        </w:rPr>
+        <w:t xml:space="preserve">sda3</w:t>
+      </w:r>
+      <w:r>
+        <w:t xml:space="preserve"> is encrypted, the decrypted device </w:t>
+      </w:r>
+      <w:r>
+        <w:rPr>
+          <w:rFonts w:ascii="Courier New" w:hAnsi="Courier New" w:cs="Courier New"/>
+          <w:sz w:val="22"/>
+          <w:szCs w:val="22"/>
+        </w:rPr>
+        <w:t xml:space="preserve">dm_crypt-0</w:t>
+      </w:r>
+      <w:r>
+        <w:t xml:space="preserve"> holds an LVM volume group, and the root file system is on its logical volume </w:t>
       </w:r>
       <w:r>
         <w:rPr>
@@ -7691,7 +8970,7 @@
         <w:t xml:space="preserve">ubuntu--vg-ubuntu--lv</w:t>
       </w:r>
       <w:r>
-        <w:t xml:space="preserve">, which the kernel provides through the device mapper. This matches what I saw earlier: the </w:t>
+        <w:t xml:space="preserve">. Both layers are provided by the kernel's device mapper, which explains what I saw earlier: the </w:t>
       </w:r>
       <w:r>
         <w:rPr>
@@ -7735,7 +9014,7 @@
         <w:t xml:space="preserve">stat</w:t>
       </w:r>
       <w:r>
-        <w:t xml:space="preserve"> output of Part 2, because 252 is the major number of the device mapper.</w:t>
+        <w:t xml:space="preserve"> output of Part 2, because 252 is the major number of the device mapper and the root volume is its device number 1.</w:t>
       </w:r>
     </w:p>
     <w:p>
@@ -7797,7 +9076,40 @@
         <w:t xml:space="preserve">sda</w:t>
       </w:r>
       <w:r>
-        <w:t xml:space="preserve"> (64 GB). Its partition </w:t>
+        <w:t xml:space="preserve"> (64 GB). </w:t>
+      </w:r>
+      <w:r>
+        <w:rPr>
+          <w:rFonts w:ascii="Courier New" w:hAnsi="Courier New" w:cs="Courier New"/>
+          <w:sz w:val="22"/>
+          <w:szCs w:val="22"/>
+        </w:rPr>
+        <w:t xml:space="preserve">sda1</w:t>
+      </w:r>
+      <w:r>
+        <w:t xml:space="preserve"> (1 GB, vfat) is the EFI boot partition and </w:t>
+      </w:r>
+      <w:r>
+        <w:rPr>
+          <w:rFonts w:ascii="Courier New" w:hAnsi="Courier New" w:cs="Courier New"/>
+          <w:sz w:val="22"/>
+          <w:szCs w:val="22"/>
+        </w:rPr>
+        <w:t xml:space="preserve">sda2</w:t>
+      </w:r>
+      <w:r>
+        <w:t xml:space="preserve"> (2 GB, ext4) holds </w:t>
+      </w:r>
+      <w:r>
+        <w:rPr>
+          <w:rFonts w:ascii="Courier New" w:hAnsi="Courier New" w:cs="Courier New"/>
+          <w:sz w:val="22"/>
+          <w:szCs w:val="22"/>
+        </w:rPr>
+        <w:t xml:space="preserve">/boot</w:t>
+      </w:r>
+      <w:r>
+        <w:t xml:space="preserve">. </w:t>
       </w:r>
       <w:r>
         <w:rPr>
@@ -7808,7 +9120,7 @@
         <w:t xml:space="preserve">sda3</w:t>
       </w:r>
       <w:r>
-        <w:t xml:space="preserve"> is an LVM physical volume, and the logical volume </w:t>
+        <w:t xml:space="preserve"> (61 GB) is encrypted; inside it is the LVM logical volume </w:t>
       </w:r>
       <w:r>
         <w:rPr>
@@ -7819,7 +9131,7 @@
         <w:t xml:space="preserve">ubuntu--vg-ubuntu--lv</w:t>
       </w:r>
       <w:r>
-        <w:t xml:space="preserve"> created on it holds the ext4 root file system, mounted at </w:t>
+        <w:t xml:space="preserve">, which holds the ext4 root file system mounted at </w:t>
       </w:r>
       <w:r>
         <w:rPr>
@@ -7830,18 +9142,7 @@
         <w:t xml:space="preserve">/</w:t>
       </w:r>
       <w:r>
-        <w:t xml:space="preserve">. The other, smaller partitions of </w:t>
-      </w:r>
-      <w:r>
-        <w:rPr>
-          <w:rFonts w:ascii="Courier New" w:hAnsi="Courier New" w:cs="Courier New"/>
-          <w:sz w:val="22"/>
-          <w:szCs w:val="22"/>
-        </w:rPr>
-        <w:t xml:space="preserve">sda</w:t>
-      </w:r>
-      <w:r>
-        <w:t xml:space="preserve"> are used for booting.</w:t>
+        <w:t xml:space="preserve">.</w:t>
       </w:r>
     </w:p>
     <w:p>
@@ -7865,55 +9166,103 @@
           <w:sz w:val="19"/>
           <w:szCs w:val="19"/>
         </w:rPr>
-        <w:t xml:space="preserve">sda                          64G  disk</w:t>
-      </w:r>
-    </w:p>
-    <w:p>
-      <w:pPr>
-        <w:keepNext/>
-        <w:keepLines/>
-        <w:pBdr>
-          <w:top w:val="single" w:sz="4" w:space="4" w:color="A6A6A6"/>
-          <w:left w:val="single" w:sz="4" w:space="4" w:color="A6A6A6"/>
-          <w:bottom w:val="single" w:sz="4" w:space="4" w:color="A6A6A6"/>
-          <w:right w:val="single" w:sz="4" w:space="4" w:color="A6A6A6"/>
-        </w:pBdr>
-        <w:shd w:val="clear" w:color="auto" w:fill="F2F2F2"/>
-        <w:spacing w:before="0" w:after="0" w:line="240" w:lineRule="auto"/>
-        <w:ind w:left="113" w:right="113"/>
-        <w:jc w:val="left"/>
-      </w:pPr>
-      <w:r>
-        <w:rPr>
-          <w:rFonts w:ascii="Courier New" w:hAnsi="Courier New" w:cs="Courier New"/>
-          <w:sz w:val="19"/>
-          <w:szCs w:val="19"/>
-        </w:rPr>
-        <w:t xml:space="preserve">├─ ...                            part   (boot partitions)</w:t>
-      </w:r>
-    </w:p>
-    <w:p>
-      <w:pPr>
-        <w:keepNext/>
-        <w:keepLines/>
-        <w:pBdr>
-          <w:top w:val="single" w:sz="4" w:space="4" w:color="A6A6A6"/>
-          <w:left w:val="single" w:sz="4" w:space="4" w:color="A6A6A6"/>
-          <w:bottom w:val="single" w:sz="4" w:space="4" w:color="A6A6A6"/>
-          <w:right w:val="single" w:sz="4" w:space="4" w:color="A6A6A6"/>
-        </w:pBdr>
-        <w:shd w:val="clear" w:color="auto" w:fill="F2F2F2"/>
-        <w:spacing w:before="0" w:after="0" w:line="240" w:lineRule="auto"/>
-        <w:ind w:left="113" w:right="113"/>
-        <w:jc w:val="left"/>
-      </w:pPr>
-      <w:r>
-        <w:rPr>
-          <w:rFonts w:ascii="Courier New" w:hAnsi="Courier New" w:cs="Courier New"/>
-          <w:sz w:val="19"/>
-          <w:szCs w:val="19"/>
-        </w:rPr>
-        <w:t xml:space="preserve">└─sda3                            part   LVM physical volume</w:t>
+        <w:t xml:space="preserve">sda                           64G  disk</w:t>
+      </w:r>
+    </w:p>
+    <w:p>
+      <w:pPr>
+        <w:keepNext/>
+        <w:keepLines/>
+        <w:pBdr>
+          <w:top w:val="single" w:sz="4" w:space="4" w:color="A6A6A6"/>
+          <w:left w:val="single" w:sz="4" w:space="4" w:color="A6A6A6"/>
+          <w:bottom w:val="single" w:sz="4" w:space="4" w:color="A6A6A6"/>
+          <w:right w:val="single" w:sz="4" w:space="4" w:color="A6A6A6"/>
+        </w:pBdr>
+        <w:shd w:val="clear" w:color="auto" w:fill="F2F2F2"/>
+        <w:spacing w:before="0" w:after="0" w:line="240" w:lineRule="auto"/>
+        <w:ind w:left="113" w:right="113"/>
+        <w:jc w:val="left"/>
+      </w:pPr>
+      <w:r>
+        <w:rPr>
+          <w:rFonts w:ascii="Courier New" w:hAnsi="Courier New" w:cs="Courier New"/>
+          <w:sz w:val="19"/>
+          <w:szCs w:val="19"/>
+        </w:rPr>
+        <w:t xml:space="preserve">├─sda1                         1G  part   vfat   /boot/efi</w:t>
+      </w:r>
+    </w:p>
+    <w:p>
+      <w:pPr>
+        <w:keepNext/>
+        <w:keepLines/>
+        <w:pBdr>
+          <w:top w:val="single" w:sz="4" w:space="4" w:color="A6A6A6"/>
+          <w:left w:val="single" w:sz="4" w:space="4" w:color="A6A6A6"/>
+          <w:bottom w:val="single" w:sz="4" w:space="4" w:color="A6A6A6"/>
+          <w:right w:val="single" w:sz="4" w:space="4" w:color="A6A6A6"/>
+        </w:pBdr>
+        <w:shd w:val="clear" w:color="auto" w:fill="F2F2F2"/>
+        <w:spacing w:before="0" w:after="0" w:line="240" w:lineRule="auto"/>
+        <w:ind w:left="113" w:right="113"/>
+        <w:jc w:val="left"/>
+      </w:pPr>
+      <w:r>
+        <w:rPr>
+          <w:rFonts w:ascii="Courier New" w:hAnsi="Courier New" w:cs="Courier New"/>
+          <w:sz w:val="19"/>
+          <w:szCs w:val="19"/>
+        </w:rPr>
+        <w:t xml:space="preserve">├─sda2                         2G  part   ext4   /boot</w:t>
+      </w:r>
+    </w:p>
+    <w:p>
+      <w:pPr>
+        <w:keepNext/>
+        <w:keepLines/>
+        <w:pBdr>
+          <w:top w:val="single" w:sz="4" w:space="4" w:color="A6A6A6"/>
+          <w:left w:val="single" w:sz="4" w:space="4" w:color="A6A6A6"/>
+          <w:bottom w:val="single" w:sz="4" w:space="4" w:color="A6A6A6"/>
+          <w:right w:val="single" w:sz="4" w:space="4" w:color="A6A6A6"/>
+        </w:pBdr>
+        <w:shd w:val="clear" w:color="auto" w:fill="F2F2F2"/>
+        <w:spacing w:before="0" w:after="0" w:line="240" w:lineRule="auto"/>
+        <w:ind w:left="113" w:right="113"/>
+        <w:jc w:val="left"/>
+      </w:pPr>
+      <w:r>
+        <w:rPr>
+          <w:rFonts w:ascii="Courier New" w:hAnsi="Courier New" w:cs="Courier New"/>
+          <w:sz w:val="19"/>
+          <w:szCs w:val="19"/>
+        </w:rPr>
+        <w:t xml:space="preserve">└─sda3                        61G  part   (encrypted)</w:t>
+      </w:r>
+    </w:p>
+    <w:p>
+      <w:pPr>
+        <w:keepNext/>
+        <w:keepLines/>
+        <w:pBdr>
+          <w:top w:val="single" w:sz="4" w:space="4" w:color="A6A6A6"/>
+          <w:left w:val="single" w:sz="4" w:space="4" w:color="A6A6A6"/>
+          <w:bottom w:val="single" w:sz="4" w:space="4" w:color="A6A6A6"/>
+          <w:right w:val="single" w:sz="4" w:space="4" w:color="A6A6A6"/>
+        </w:pBdr>
+        <w:shd w:val="clear" w:color="auto" w:fill="F2F2F2"/>
+        <w:spacing w:before="0" w:after="0" w:line="240" w:lineRule="auto"/>
+        <w:ind w:left="113" w:right="113"/>
+        <w:jc w:val="left"/>
+      </w:pPr>
+      <w:r>
+        <w:rPr>
+          <w:rFonts w:ascii="Courier New" w:hAnsi="Courier New" w:cs="Courier New"/>
+          <w:sz w:val="19"/>
+          <w:szCs w:val="19"/>
+        </w:rPr>
+        <w:t xml:space="preserve">  └─dm_crypt-0                61G  crypt</w:t>
       </w:r>
     </w:p>
     <w:p>
@@ -7936,7 +9285,7 @@
           <w:sz w:val="19"/>
           <w:szCs w:val="19"/>
         </w:rPr>
-        <w:t xml:space="preserve">  └─ubuntu--vg-ubuntu--lv    60G  lvm    ext4   /     &lt;- root file system</w:t>
+        <w:t xml:space="preserve">    └─ubuntu--vg-ubuntu--lv   61G  lvm    ext4   /     &lt;- root file system</w:t>
       </w:r>
     </w:p>
     <w:p>
@@ -8125,7 +9474,18 @@
         <w:t xml:space="preserve">head</w:t>
       </w:r>
       <w:r>
-        <w:t xml:space="preserve"> itself, not the shell, so it read its own status. For the same reason, </w:t>
+        <w:t xml:space="preserve"> itself, not the shell, so it read its own status. The line </w:t>
+      </w:r>
+      <w:r>
+        <w:rPr>
+          <w:rFonts w:ascii="Courier New" w:hAnsi="Courier New" w:cs="Courier New"/>
+          <w:sz w:val="22"/>
+          <w:szCs w:val="22"/>
+        </w:rPr>
+        <w:t xml:space="preserve">Umask: 0002</w:t>
+      </w:r>
+      <w:r>
+        <w:t xml:space="preserve"> confirms my umask from Part 3. For the same reason, </w:t>
       </w:r>
       <w:r>
         <w:rPr>
@@ -8147,7 +9507,40 @@
         <w:t xml:space="preserve">ls</w:t>
       </w:r>
       <w:r>
-        <w:t xml:space="preserve">: 0, 1 and 2 (standard input, output and error) connected to my terminal.</w:t>
+        <w:t xml:space="preserve">, not of the shell: 0, 1 and 2 (standard input, output and error) connected to my terminal </w:t>
+      </w:r>
+      <w:r>
+        <w:rPr>
+          <w:rFonts w:ascii="Courier New" w:hAnsi="Courier New" w:cs="Courier New"/>
+          <w:sz w:val="22"/>
+          <w:szCs w:val="22"/>
+        </w:rPr>
+        <w:t xml:space="preserve">/dev/pts/0</w:t>
+      </w:r>
+      <w:r>
+        <w:t xml:space="preserve">, and 3, the </w:t>
+      </w:r>
+      <w:r>
+        <w:rPr>
+          <w:rFonts w:ascii="Courier New" w:hAnsi="Courier New" w:cs="Courier New"/>
+          <w:sz w:val="22"/>
+          <w:szCs w:val="22"/>
+        </w:rPr>
+        <w:t xml:space="preserve">/proc/.../fd</w:t>
+      </w:r>
+      <w:r>
+        <w:t xml:space="preserve"> directory that </w:t>
+      </w:r>
+      <w:r>
+        <w:rPr>
+          <w:rFonts w:ascii="Courier New" w:hAnsi="Courier New" w:cs="Courier New"/>
+          <w:sz w:val="22"/>
+          <w:szCs w:val="22"/>
+        </w:rPr>
+        <w:t xml:space="preserve">ls</w:t>
+      </w:r>
+      <w:r>
+        <w:t xml:space="preserve"> itself had opened to read.</w:t>
       </w:r>
     </w:p>
     <w:p>
@@ -9201,6 +10594,150 @@
     </w:p>
     <w:p>
       <w:pPr>
+        <w:keepNext/>
+        <w:keepLines/>
+        <w:pBdr>
+          <w:top w:val="single" w:sz="4" w:space="4" w:color="A6A6A6"/>
+          <w:left w:val="single" w:sz="4" w:space="4" w:color="A6A6A6"/>
+          <w:bottom w:val="single" w:sz="4" w:space="4" w:color="A6A6A6"/>
+          <w:right w:val="single" w:sz="4" w:space="4" w:color="A6A6A6"/>
+        </w:pBdr>
+        <w:shd w:val="clear" w:color="auto" w:fill="F2F2F2"/>
+        <w:spacing w:before="0" w:after="0" w:line="240" w:lineRule="auto"/>
+        <w:ind w:left="113" w:right="113"/>
+        <w:jc w:val="left"/>
+      </w:pPr>
+      <w:r>
+        <w:rPr>
+          <w:rFonts w:ascii="Courier New" w:hAnsi="Courier New" w:cs="Courier New"/>
+          <w:sz w:val="19"/>
+          <w:szCs w:val="19"/>
+        </w:rPr>
+        <w:t xml:space="preserve">$ ls a</w:t>
+      </w:r>
+    </w:p>
+    <w:p>
+      <w:pPr>
+        <w:keepNext/>
+        <w:keepLines/>
+        <w:pBdr>
+          <w:top w:val="single" w:sz="4" w:space="4" w:color="A6A6A6"/>
+          <w:left w:val="single" w:sz="4" w:space="4" w:color="A6A6A6"/>
+          <w:bottom w:val="single" w:sz="4" w:space="4" w:color="A6A6A6"/>
+          <w:right w:val="single" w:sz="4" w:space="4" w:color="A6A6A6"/>
+        </w:pBdr>
+        <w:shd w:val="clear" w:color="auto" w:fill="F2F2F2"/>
+        <w:spacing w:before="0" w:after="0" w:line="240" w:lineRule="auto"/>
+        <w:ind w:left="113" w:right="113"/>
+        <w:jc w:val="left"/>
+      </w:pPr>
+      <w:r>
+        <w:rPr>
+          <w:rFonts w:ascii="Courier New" w:hAnsi="Courier New" w:cs="Courier New"/>
+          <w:sz w:val="19"/>
+          <w:szCs w:val="19"/>
+        </w:rPr>
+        <w:t xml:space="preserve">.              1 28 32</w:t>
+      </w:r>
+    </w:p>
+    <w:p>
+      <w:pPr>
+        <w:keepNext/>
+        <w:keepLines/>
+        <w:pBdr>
+          <w:top w:val="single" w:sz="4" w:space="4" w:color="A6A6A6"/>
+          <w:left w:val="single" w:sz="4" w:space="4" w:color="A6A6A6"/>
+          <w:bottom w:val="single" w:sz="4" w:space="4" w:color="A6A6A6"/>
+          <w:right w:val="single" w:sz="4" w:space="4" w:color="A6A6A6"/>
+        </w:pBdr>
+        <w:shd w:val="clear" w:color="auto" w:fill="F2F2F2"/>
+        <w:spacing w:before="0" w:after="0" w:line="240" w:lineRule="auto"/>
+        <w:ind w:left="113" w:right="113"/>
+        <w:jc w:val="left"/>
+      </w:pPr>
+      <w:r>
+        <w:rPr>
+          <w:rFonts w:ascii="Courier New" w:hAnsi="Courier New" w:cs="Courier New"/>
+          <w:sz w:val="19"/>
+          <w:szCs w:val="19"/>
+        </w:rPr>
+        <w:t xml:space="preserve">..             1 1 1024</w:t>
+      </w:r>
+    </w:p>
+    <w:p>
+      <w:pPr>
+        <w:keepNext/>
+        <w:keepLines/>
+        <w:pBdr>
+          <w:top w:val="single" w:sz="4" w:space="4" w:color="A6A6A6"/>
+          <w:left w:val="single" w:sz="4" w:space="4" w:color="A6A6A6"/>
+          <w:bottom w:val="single" w:sz="4" w:space="4" w:color="A6A6A6"/>
+          <w:right w:val="single" w:sz="4" w:space="4" w:color="A6A6A6"/>
+        </w:pBdr>
+        <w:shd w:val="clear" w:color="auto" w:fill="F2F2F2"/>
+        <w:spacing w:before="0" w:after="0" w:line="240" w:lineRule="auto"/>
+        <w:ind w:left="113" w:right="113"/>
+        <w:jc w:val="left"/>
+      </w:pPr>
+      <w:r>
+        <w:rPr>
+          <w:rFonts w:ascii="Courier New" w:hAnsi="Courier New" w:cs="Courier New"/>
+          <w:sz w:val="19"/>
+          <w:szCs w:val="19"/>
+        </w:rPr>
+        <w:t xml:space="preserve">$ ls</w:t>
+      </w:r>
+    </w:p>
+    <w:p>
+      <w:pPr>
+        <w:keepNext/>
+        <w:keepLines/>
+        <w:pBdr>
+          <w:top w:val="single" w:sz="4" w:space="4" w:color="A6A6A6"/>
+          <w:left w:val="single" w:sz="4" w:space="4" w:color="A6A6A6"/>
+          <w:bottom w:val="single" w:sz="4" w:space="4" w:color="A6A6A6"/>
+          <w:right w:val="single" w:sz="4" w:space="4" w:color="A6A6A6"/>
+        </w:pBdr>
+        <w:shd w:val="clear" w:color="auto" w:fill="F2F2F2"/>
+        <w:spacing w:before="0" w:after="0" w:line="240" w:lineRule="auto"/>
+        <w:ind w:left="113" w:right="113"/>
+        <w:jc w:val="left"/>
+      </w:pPr>
+      <w:r>
+        <w:rPr>
+          <w:rFonts w:ascii="Courier New" w:hAnsi="Courier New" w:cs="Courier New"/>
+          <w:sz w:val="19"/>
+          <w:szCs w:val="19"/>
+        </w:rPr>
+        <w:t xml:space="preserve">...</w:t>
+      </w:r>
+    </w:p>
+    <w:p>
+      <w:pPr>
+        <w:keepNext/>
+        <w:keepLines/>
+        <w:pBdr>
+          <w:top w:val="single" w:sz="4" w:space="4" w:color="A6A6A6"/>
+          <w:left w:val="single" w:sz="4" w:space="4" w:color="A6A6A6"/>
+          <w:bottom w:val="single" w:sz="4" w:space="4" w:color="A6A6A6"/>
+          <w:right w:val="single" w:sz="4" w:space="4" w:color="A6A6A6"/>
+        </w:pBdr>
+        <w:shd w:val="clear" w:color="auto" w:fill="F2F2F2"/>
+        <w:spacing w:before="0" w:after="0" w:line="240" w:lineRule="auto"/>
+        <w:ind w:left="113" w:right="113"/>
+        <w:jc w:val="left"/>
+      </w:pPr>
+      <w:r>
+        <w:rPr>
+          <w:rFonts w:ascii="Courier New" w:hAnsi="Courier New" w:cs="Courier New"/>
+          <w:sz w:val="19"/>
+          <w:szCs w:val="19"/>
+        </w:rPr>
+        <w:t xml:space="preserve">console        3 27 0</w:t>
+      </w:r>
+    </w:p>
+    <w:p>
+      <w:pPr>
         <w:keepLines/>
         <w:pBdr>
           <w:top w:val="single" w:sz="4" w:space="4" w:color="A6A6A6"/>
@@ -9219,7 +10756,7 @@
           <w:sz w:val="19"/>
           <w:szCs w:val="19"/>
         </w:rPr>
-        <w:t xml:space="preserve">$ ls a</w:t>
+        <w:t xml:space="preserve">a              1 28 32</w:t>
       </w:r>
     </w:p>
     <w:p>
@@ -9235,7 +10772,7 @@
         <w:t xml:space="preserve">ls a</w:t>
       </w:r>
       <w:r>
-        <w:t xml:space="preserve"> listed only two entries, </w:t>
+        <w:t xml:space="preserve"> listed only two entries: </w:t>
       </w:r>
       <w:r>
         <w:rPr>
@@ -9246,7 +10783,18 @@
         <w:t xml:space="preserve">.</w:t>
       </w:r>
       <w:r>
-        <w:t xml:space="preserve"> and </w:t>
+        <w:t xml:space="preserve">, which is </w:t>
+      </w:r>
+      <w:r>
+        <w:rPr>
+          <w:rFonts w:ascii="Courier New" w:hAnsi="Courier New" w:cs="Courier New"/>
+          <w:sz w:val="22"/>
+          <w:szCs w:val="22"/>
+        </w:rPr>
+        <w:t xml:space="preserve">a</w:t>
+      </w:r>
+      <w:r>
+        <w:t xml:space="preserve"> itself (inode 28, size 32), and </w:t>
       </w:r>
       <w:r>
         <w:rPr>
@@ -9257,7 +10805,7 @@
         <w:t xml:space="preserve">..</w:t>
       </w:r>
       <w:r>
-        <w:t xml:space="preserve">, and the size of </w:t>
+        <w:t xml:space="preserve">, which is the root (inode 1). In the root listing, </w:t>
       </w:r>
       <w:r>
         <w:rPr>
@@ -9268,7 +10816,18 @@
         <w:t xml:space="preserve">a</w:t>
       </w:r>
       <w:r>
-        <w:t xml:space="preserve"> was 32 bytes.</w:t>
+        <w:t xml:space="preserve"> has type 1 (directory), inode 28, the next free inode after </w:t>
+      </w:r>
+      <w:r>
+        <w:rPr>
+          <w:rFonts w:ascii="Courier New" w:hAnsi="Courier New" w:cs="Courier New"/>
+          <w:sz w:val="22"/>
+          <w:szCs w:val="22"/>
+        </w:rPr>
+        <w:t xml:space="preserve">console</w:t>
+      </w:r>
+      <w:r>
+        <w:t xml:space="preserve">, and size 32 bytes.</w:t>
       </w:r>
     </w:p>
     <w:p>
@@ -11130,6 +12689,150 @@
           <w:sz w:val="19"/>
           <w:szCs w:val="19"/>
         </w:rPr>
+        <w:t xml:space="preserve">.              1 1 1024</w:t>
+      </w:r>
+    </w:p>
+    <w:p>
+      <w:pPr>
+        <w:keepNext/>
+        <w:keepLines/>
+        <w:pBdr>
+          <w:top w:val="single" w:sz="4" w:space="4" w:color="A6A6A6"/>
+          <w:left w:val="single" w:sz="4" w:space="4" w:color="A6A6A6"/>
+          <w:bottom w:val="single" w:sz="4" w:space="4" w:color="A6A6A6"/>
+          <w:right w:val="single" w:sz="4" w:space="4" w:color="A6A6A6"/>
+        </w:pBdr>
+        <w:shd w:val="clear" w:color="auto" w:fill="F2F2F2"/>
+        <w:spacing w:before="0" w:after="0" w:line="240" w:lineRule="auto"/>
+        <w:ind w:left="113" w:right="113"/>
+        <w:jc w:val="left"/>
+      </w:pPr>
+      <w:r>
+        <w:rPr>
+          <w:rFonts w:ascii="Courier New" w:hAnsi="Courier New" w:cs="Courier New"/>
+          <w:sz w:val="19"/>
+          <w:szCs w:val="19"/>
+        </w:rPr>
+        <w:t xml:space="preserve">..             1 1 1024</w:t>
+      </w:r>
+    </w:p>
+    <w:p>
+      <w:pPr>
+        <w:keepNext/>
+        <w:keepLines/>
+        <w:pBdr>
+          <w:top w:val="single" w:sz="4" w:space="4" w:color="A6A6A6"/>
+          <w:left w:val="single" w:sz="4" w:space="4" w:color="A6A6A6"/>
+          <w:bottom w:val="single" w:sz="4" w:space="4" w:color="A6A6A6"/>
+          <w:right w:val="single" w:sz="4" w:space="4" w:color="A6A6A6"/>
+        </w:pBdr>
+        <w:shd w:val="clear" w:color="auto" w:fill="F2F2F2"/>
+        <w:spacing w:before="0" w:after="0" w:line="240" w:lineRule="auto"/>
+        <w:ind w:left="113" w:right="113"/>
+        <w:jc w:val="left"/>
+      </w:pPr>
+      <w:r>
+        <w:rPr>
+          <w:rFonts w:ascii="Courier New" w:hAnsi="Courier New" w:cs="Courier New"/>
+          <w:sz w:val="19"/>
+          <w:szCs w:val="19"/>
+        </w:rPr>
+        <w:t xml:space="preserve">README         2 2 2441</w:t>
+      </w:r>
+    </w:p>
+    <w:p>
+      <w:pPr>
+        <w:keepNext/>
+        <w:keepLines/>
+        <w:pBdr>
+          <w:top w:val="single" w:sz="4" w:space="4" w:color="A6A6A6"/>
+          <w:left w:val="single" w:sz="4" w:space="4" w:color="A6A6A6"/>
+          <w:bottom w:val="single" w:sz="4" w:space="4" w:color="A6A6A6"/>
+          <w:right w:val="single" w:sz="4" w:space="4" w:color="A6A6A6"/>
+        </w:pBdr>
+        <w:shd w:val="clear" w:color="auto" w:fill="F2F2F2"/>
+        <w:spacing w:before="0" w:after="0" w:line="240" w:lineRule="auto"/>
+        <w:ind w:left="113" w:right="113"/>
+        <w:jc w:val="left"/>
+      </w:pPr>
+      <w:r>
+        <w:rPr>
+          <w:rFonts w:ascii="Courier New" w:hAnsi="Courier New" w:cs="Courier New"/>
+          <w:sz w:val="19"/>
+          <w:szCs w:val="19"/>
+        </w:rPr>
+        <w:t xml:space="preserve">...</w:t>
+      </w:r>
+    </w:p>
+    <w:p>
+      <w:pPr>
+        <w:keepNext/>
+        <w:keepLines/>
+        <w:pBdr>
+          <w:top w:val="single" w:sz="4" w:space="4" w:color="A6A6A6"/>
+          <w:left w:val="single" w:sz="4" w:space="4" w:color="A6A6A6"/>
+          <w:bottom w:val="single" w:sz="4" w:space="4" w:color="A6A6A6"/>
+          <w:right w:val="single" w:sz="4" w:space="4" w:color="A6A6A6"/>
+        </w:pBdr>
+        <w:shd w:val="clear" w:color="auto" w:fill="F2F2F2"/>
+        <w:spacing w:before="0" w:after="0" w:line="240" w:lineRule="auto"/>
+        <w:ind w:left="113" w:right="113"/>
+        <w:jc w:val="left"/>
+      </w:pPr>
+      <w:r>
+        <w:rPr>
+          <w:rFonts w:ascii="Courier New" w:hAnsi="Courier New" w:cs="Courier New"/>
+          <w:sz w:val="19"/>
+          <w:szCs w:val="19"/>
+        </w:rPr>
+        <w:t xml:space="preserve">console        3 26 0</w:t>
+      </w:r>
+    </w:p>
+    <w:p>
+      <w:pPr>
+        <w:keepNext/>
+        <w:keepLines/>
+        <w:pBdr>
+          <w:top w:val="single" w:sz="4" w:space="4" w:color="A6A6A6"/>
+          <w:left w:val="single" w:sz="4" w:space="4" w:color="A6A6A6"/>
+          <w:bottom w:val="single" w:sz="4" w:space="4" w:color="A6A6A6"/>
+          <w:right w:val="single" w:sz="4" w:space="4" w:color="A6A6A6"/>
+        </w:pBdr>
+        <w:shd w:val="clear" w:color="auto" w:fill="F2F2F2"/>
+        <w:spacing w:before="0" w:after="0" w:line="240" w:lineRule="auto"/>
+        <w:ind w:left="113" w:right="113"/>
+        <w:jc w:val="left"/>
+      </w:pPr>
+      <w:r>
+        <w:rPr>
+          <w:rFonts w:ascii="Courier New" w:hAnsi="Courier New" w:cs="Courier New"/>
+          <w:sz w:val="19"/>
+          <w:szCs w:val="19"/>
+        </w:rPr>
+        <w:t xml:space="preserve">r2             2 2 2441</w:t>
+      </w:r>
+    </w:p>
+    <w:p>
+      <w:pPr>
+        <w:keepNext/>
+        <w:keepLines/>
+        <w:pBdr>
+          <w:top w:val="single" w:sz="4" w:space="4" w:color="A6A6A6"/>
+          <w:left w:val="single" w:sz="4" w:space="4" w:color="A6A6A6"/>
+          <w:bottom w:val="single" w:sz="4" w:space="4" w:color="A6A6A6"/>
+          <w:right w:val="single" w:sz="4" w:space="4" w:color="A6A6A6"/>
+        </w:pBdr>
+        <w:shd w:val="clear" w:color="auto" w:fill="F2F2F2"/>
+        <w:spacing w:before="0" w:after="0" w:line="240" w:lineRule="auto"/>
+        <w:ind w:left="113" w:right="113"/>
+        <w:jc w:val="left"/>
+      </w:pPr>
+      <w:r>
+        <w:rPr>
+          <w:rFonts w:ascii="Courier New" w:hAnsi="Courier New" w:cs="Courier New"/>
+          <w:sz w:val="19"/>
+          <w:szCs w:val="19"/>
+        </w:rPr>
         <w:t xml:space="preserve">$ mystat README</w:t>
       </w:r>
     </w:p>
@@ -11154,6 +12857,30 @@
           <w:sz w:val="19"/>
           <w:szCs w:val="19"/>
         </w:rPr>
+        <w:t xml:space="preserve">README: file, inode 2, links 2, size 2441 bytes</w:t>
+      </w:r>
+    </w:p>
+    <w:p>
+      <w:pPr>
+        <w:keepNext/>
+        <w:keepLines/>
+        <w:pBdr>
+          <w:top w:val="single" w:sz="4" w:space="4" w:color="A6A6A6"/>
+          <w:left w:val="single" w:sz="4" w:space="4" w:color="A6A6A6"/>
+          <w:bottom w:val="single" w:sz="4" w:space="4" w:color="A6A6A6"/>
+          <w:right w:val="single" w:sz="4" w:space="4" w:color="A6A6A6"/>
+        </w:pBdr>
+        <w:shd w:val="clear" w:color="auto" w:fill="F2F2F2"/>
+        <w:spacing w:before="0" w:after="0" w:line="240" w:lineRule="auto"/>
+        <w:ind w:left="113" w:right="113"/>
+        <w:jc w:val="left"/>
+      </w:pPr>
+      <w:r>
+        <w:rPr>
+          <w:rFonts w:ascii="Courier New" w:hAnsi="Courier New" w:cs="Courier New"/>
+          <w:sz w:val="19"/>
+          <w:szCs w:val="19"/>
+        </w:rPr>
         <w:t xml:space="preserve">$ rm README</w:t>
       </w:r>
     </w:p>
@@ -11202,7 +12929,55 @@
           <w:sz w:val="19"/>
           <w:szCs w:val="19"/>
         </w:rPr>
+        <w:t xml:space="preserve">mystat: cannot stat README</w:t>
+      </w:r>
+    </w:p>
+    <w:p>
+      <w:pPr>
+        <w:keepNext/>
+        <w:keepLines/>
+        <w:pBdr>
+          <w:top w:val="single" w:sz="4" w:space="4" w:color="A6A6A6"/>
+          <w:left w:val="single" w:sz="4" w:space="4" w:color="A6A6A6"/>
+          <w:bottom w:val="single" w:sz="4" w:space="4" w:color="A6A6A6"/>
+          <w:right w:val="single" w:sz="4" w:space="4" w:color="A6A6A6"/>
+        </w:pBdr>
+        <w:shd w:val="clear" w:color="auto" w:fill="F2F2F2"/>
+        <w:spacing w:before="0" w:after="0" w:line="240" w:lineRule="auto"/>
+        <w:ind w:left="113" w:right="113"/>
+        <w:jc w:val="left"/>
+      </w:pPr>
+      <w:r>
+        <w:rPr>
+          <w:rFonts w:ascii="Courier New" w:hAnsi="Courier New" w:cs="Courier New"/>
+          <w:sz w:val="19"/>
+          <w:szCs w:val="19"/>
+        </w:rPr>
         <w:t xml:space="preserve">$ mystat r2</w:t>
+      </w:r>
+    </w:p>
+    <w:p>
+      <w:pPr>
+        <w:keepNext/>
+        <w:keepLines/>
+        <w:pBdr>
+          <w:top w:val="single" w:sz="4" w:space="4" w:color="A6A6A6"/>
+          <w:left w:val="single" w:sz="4" w:space="4" w:color="A6A6A6"/>
+          <w:bottom w:val="single" w:sz="4" w:space="4" w:color="A6A6A6"/>
+          <w:right w:val="single" w:sz="4" w:space="4" w:color="A6A6A6"/>
+        </w:pBdr>
+        <w:shd w:val="clear" w:color="auto" w:fill="F2F2F2"/>
+        <w:spacing w:before="0" w:after="0" w:line="240" w:lineRule="auto"/>
+        <w:ind w:left="113" w:right="113"/>
+        <w:jc w:val="left"/>
+      </w:pPr>
+      <w:r>
+        <w:rPr>
+          <w:rFonts w:ascii="Courier New" w:hAnsi="Courier New" w:cs="Courier New"/>
+          <w:sz w:val="19"/>
+          <w:szCs w:val="19"/>
+        </w:rPr>
+        <w:t xml:space="preserve">r2: file, inode 2, links 1, size 2441 bytes</w:t>
       </w:r>
     </w:p>
     <w:p>
@@ -12461,11 +14236,107 @@
           <w:sz w:val="19"/>
           <w:szCs w:val="19"/>
         </w:rPr>
+        <w:t xml:space="preserve">.              1 1 1024</w:t>
+      </w:r>
+    </w:p>
+    <w:p>
+      <w:pPr>
+        <w:keepNext/>
+        <w:keepLines/>
+        <w:pBdr>
+          <w:top w:val="single" w:sz="4" w:space="4" w:color="A6A6A6"/>
+          <w:left w:val="single" w:sz="4" w:space="4" w:color="A6A6A6"/>
+          <w:bottom w:val="single" w:sz="4" w:space="4" w:color="A6A6A6"/>
+          <w:right w:val="single" w:sz="4" w:space="4" w:color="A6A6A6"/>
+        </w:pBdr>
+        <w:shd w:val="clear" w:color="auto" w:fill="F2F2F2"/>
+        <w:spacing w:before="0" w:after="0" w:line="240" w:lineRule="auto"/>
+        <w:ind w:left="113" w:right="113"/>
+        <w:jc w:val="left"/>
+      </w:pPr>
+      <w:r>
+        <w:rPr>
+          <w:rFonts w:ascii="Courier New" w:hAnsi="Courier New" w:cs="Courier New"/>
+          <w:sz w:val="19"/>
+          <w:szCs w:val="19"/>
+        </w:rPr>
+        <w:t xml:space="preserve">..             1 1 1024</w:t>
+      </w:r>
+    </w:p>
+    <w:p>
+      <w:pPr>
+        <w:keepNext/>
+        <w:keepLines/>
+        <w:pBdr>
+          <w:top w:val="single" w:sz="4" w:space="4" w:color="A6A6A6"/>
+          <w:left w:val="single" w:sz="4" w:space="4" w:color="A6A6A6"/>
+          <w:bottom w:val="single" w:sz="4" w:space="4" w:color="A6A6A6"/>
+          <w:right w:val="single" w:sz="4" w:space="4" w:color="A6A6A6"/>
+        </w:pBdr>
+        <w:shd w:val="clear" w:color="auto" w:fill="F2F2F2"/>
+        <w:spacing w:before="0" w:after="0" w:line="240" w:lineRule="auto"/>
+        <w:ind w:left="113" w:right="113"/>
+        <w:jc w:val="left"/>
+      </w:pPr>
+      <w:r>
+        <w:rPr>
+          <w:rFonts w:ascii="Courier New" w:hAnsi="Courier New" w:cs="Courier New"/>
+          <w:sz w:val="19"/>
+          <w:szCs w:val="19"/>
+        </w:rPr>
+        <w:t xml:space="preserve">README         2 2 2441</w:t>
+      </w:r>
+    </w:p>
+    <w:p>
+      <w:pPr>
+        <w:keepNext/>
+        <w:keepLines/>
+        <w:pBdr>
+          <w:top w:val="single" w:sz="4" w:space="4" w:color="A6A6A6"/>
+          <w:left w:val="single" w:sz="4" w:space="4" w:color="A6A6A6"/>
+          <w:bottom w:val="single" w:sz="4" w:space="4" w:color="A6A6A6"/>
+          <w:right w:val="single" w:sz="4" w:space="4" w:color="A6A6A6"/>
+        </w:pBdr>
+        <w:shd w:val="clear" w:color="auto" w:fill="F2F2F2"/>
+        <w:spacing w:before="0" w:after="0" w:line="240" w:lineRule="auto"/>
+        <w:ind w:left="113" w:right="113"/>
+        <w:jc w:val="left"/>
+      </w:pPr>
+      <w:r>
+        <w:rPr>
+          <w:rFonts w:ascii="Courier New" w:hAnsi="Courier New" w:cs="Courier New"/>
+          <w:sz w:val="19"/>
+          <w:szCs w:val="19"/>
+        </w:rPr>
         <w:t xml:space="preserve">...</w:t>
       </w:r>
     </w:p>
     <w:p>
       <w:pPr>
+        <w:keepNext/>
+        <w:keepLines/>
+        <w:pBdr>
+          <w:top w:val="single" w:sz="4" w:space="4" w:color="A6A6A6"/>
+          <w:left w:val="single" w:sz="4" w:space="4" w:color="A6A6A6"/>
+          <w:bottom w:val="single" w:sz="4" w:space="4" w:color="A6A6A6"/>
+          <w:right w:val="single" w:sz="4" w:space="4" w:color="A6A6A6"/>
+        </w:pBdr>
+        <w:shd w:val="clear" w:color="auto" w:fill="F2F2F2"/>
+        <w:spacing w:before="0" w:after="0" w:line="240" w:lineRule="auto"/>
+        <w:ind w:left="113" w:right="113"/>
+        <w:jc w:val="left"/>
+      </w:pPr>
+      <w:r>
+        <w:rPr>
+          <w:rFonts w:ascii="Courier New" w:hAnsi="Courier New" w:cs="Courier New"/>
+          <w:sz w:val="19"/>
+          <w:szCs w:val="19"/>
+        </w:rPr>
+        <w:t xml:space="preserve">console        3 27 0</w:t>
+      </w:r>
+    </w:p>
+    <w:p>
+      <w:pPr>
         <w:keepLines/>
         <w:pBdr>
           <w:top w:val="single" w:sz="4" w:space="4" w:color="A6A6A6"/>
@@ -12484,7 +14355,7 @@
           <w:sz w:val="19"/>
           <w:szCs w:val="19"/>
         </w:rPr>
-        <w:t xml:space="preserve">averyverylongn ...</w:t>
+        <w:t xml:space="preserve">averyverylongn 1 28 32</w:t>
       </w:r>
     </w:p>
     <w:p>
